--- a/Docs/伤害计算配表术语.docx
+++ b/Docs/伤害计算配表术语.docx
@@ -1697,6 +1697,7 @@
         <w:rPr>
           <w:rFonts w:hint="eastAsia"/>
         </w:rPr>
+        <w:lastRenderedPageBreak/>
         <w:t>TotalATK = (</w:t>
       </w:r>
       <w:r>
@@ -1726,11 +1727,6 @@
       </w:r>
     </w:p>
     <w:p>
-      <w:pPr>
-        <w:rPr>
-          <w:rFonts w:hint="eastAsia"/>
-        </w:rPr>
-      </w:pPr>
       <w:r>
         <w:rPr>
           <w:rFonts w:hint="eastAsia"/>
@@ -1747,6 +1743,34 @@
           <w:rFonts w:hint="eastAsia"/>
         </w:rPr>
       </w:pPr>
+      <w:r>
+        <w:rPr>
+          <w:rFonts w:hint="eastAsia"/>
+        </w:rPr>
+        <w:t xml:space="preserve">WeaponATK = </w:t>
+      </w:r>
+      <w:r>
+        <w:rPr>
+          <w:rFonts w:hint="eastAsia"/>
+        </w:rPr>
+        <w:t>Base</w:t>
+      </w:r>
+      <w:r>
+        <w:rPr>
+          <w:rFonts w:hint="eastAsia"/>
+        </w:rPr>
+        <w:t xml:space="preserve">WeaponATK + </w:t>
+      </w:r>
+      <w:r>
+        <w:t>BaseWeaponATKFlat</w:t>
+      </w:r>
+    </w:p>
+    <w:p>
+      <w:pPr>
+        <w:rPr>
+          <w:rFonts w:hint="eastAsia"/>
+        </w:rPr>
+      </w:pPr>
     </w:p>
     <w:p>
       <w:pPr>
@@ -1801,7 +1825,34 @@
         <w:rPr>
           <w:rFonts w:hint="eastAsia"/>
         </w:rPr>
-        <w:t>由武器1级攻击力*对应成长曲线系数而得</w:t>
+        <w:t>由</w:t>
+      </w:r>
+      <w:r>
+        <w:rPr>
+          <w:rFonts w:hint="eastAsia"/>
+        </w:rPr>
+        <w:t>武器等级对应攻击力</w:t>
+      </w:r>
+      <w:r>
+        <w:rPr>
+          <w:rFonts w:hint="eastAsia"/>
+        </w:rPr>
+        <w:t>BaseWeaponATK</w:t>
+      </w:r>
+      <w:r>
+        <w:rPr>
+          <w:rFonts w:hint="eastAsia"/>
+        </w:rPr>
+        <w:t>加上武器突破攻击力加成</w:t>
+      </w:r>
+      <w:r>
+        <w:t>BaseWeaponATKFlat</w:t>
+      </w:r>
+      <w:r>
+        <w:rPr>
+          <w:rFonts w:hint="eastAsia"/>
+        </w:rPr>
+        <w:t>获得</w:t>
       </w:r>
       <w:r>
         <w:rPr>
@@ -1937,14 +1988,892 @@
         <w:rPr>
           <w:rFonts w:hint="eastAsia"/>
         </w:rPr>
+        <w:t xml:space="preserve">1.11 </w:t>
+      </w:r>
+      <w:r>
+        <w:rPr>
+          <w:rFonts w:hint="eastAsia"/>
+        </w:rPr>
+        <w:t>元素精通计算</w:t>
+      </w:r>
+    </w:p>
+    <w:p>
+      <w:pPr>
+        <w:rPr>
+          <w:rFonts w:hint="eastAsia"/>
+        </w:rPr>
+      </w:pPr>
+      <w:r>
+        <w:rPr>
+          <w:rFonts w:hint="eastAsia"/>
+        </w:rPr>
+        <w:t>Total</w:t>
+      </w:r>
+      <w:r>
+        <w:rPr>
+          <w:rFonts w:hint="eastAsia"/>
+        </w:rPr>
+        <w:t>EM = EM + WeaponEM + EMBonus</w:t>
+      </w:r>
+    </w:p>
+    <w:p>
+      <w:pPr>
+        <w:rPr>
+          <w:rFonts w:hint="eastAsia"/>
+        </w:rPr>
+      </w:pPr>
+      <w:r>
+        <w:rPr>
+          <w:rFonts w:hint="eastAsia"/>
+        </w:rPr>
+        <w:t>EM = BaseEM + AscensionEMBonus</w:t>
+      </w:r>
+    </w:p>
+    <w:p>
+      <w:pPr>
+        <w:rPr>
+          <w:rFonts w:hint="eastAsia"/>
+        </w:rPr>
+      </w:pPr>
+      <w:r>
+        <w:rPr>
+          <w:rFonts w:hint="eastAsia"/>
+        </w:rPr>
+        <w:t>- EM为角色元素精通</w:t>
+      </w:r>
+    </w:p>
+    <w:p>
+      <w:pPr>
+        <w:rPr>
+          <w:rFonts w:hint="eastAsia"/>
+        </w:rPr>
+      </w:pPr>
+      <w:r>
+        <w:rPr>
+          <w:rFonts w:hint="eastAsia"/>
+        </w:rPr>
+        <w:t>- BaseEM 为角色基础元素精通，配置表固定值。</w:t>
+      </w:r>
+    </w:p>
+    <w:p>
+      <w:pPr>
+        <w:rPr>
+          <w:rFonts w:hint="eastAsia"/>
+        </w:rPr>
+      </w:pPr>
+      <w:r>
+        <w:rPr>
+          <w:rFonts w:hint="eastAsia"/>
+        </w:rPr>
+        <w:t>-</w:t>
+      </w:r>
+      <w:r>
+        <w:rPr>
+          <w:rFonts w:hint="eastAsia"/>
+        </w:rPr>
+        <w:t xml:space="preserve"> </w:t>
+      </w:r>
+      <w:r>
+        <w:rPr>
+          <w:rFonts w:hint="eastAsia"/>
+        </w:rPr>
+        <w:t>AscensionEMBonus为突破加值</w:t>
+      </w:r>
+    </w:p>
+    <w:p>
+      <w:pPr>
+        <w:rPr>
+          <w:rFonts w:hint="eastAsia"/>
+        </w:rPr>
+      </w:pPr>
+      <w:r>
+        <w:rPr>
+          <w:rFonts w:hint="eastAsia"/>
+        </w:rPr>
+        <w:t>- WeaponEM 为武器元素精通，配置表固定值。</w:t>
+      </w:r>
+    </w:p>
+    <w:p>
+      <w:pPr>
+        <w:rPr>
+          <w:rFonts w:hint="eastAsia"/>
+        </w:rPr>
+      </w:pPr>
+      <w:r>
+        <w:rPr>
+          <w:rFonts w:hint="eastAsia"/>
+        </w:rPr>
+        <w:t>- EMBonus 遍历状态加总。</w:t>
+      </w:r>
+    </w:p>
+    <w:p>
+      <w:pPr>
+        <w:rPr>
+          <w:rFonts w:hint="eastAsia"/>
+        </w:rPr>
+      </w:pPr>
+      <w:r>
+        <w:rPr>
+          <w:rFonts w:hint="eastAsia"/>
+        </w:rPr>
+        <w:t>- 元素精通没有百分比加成，公式为直接相加。</w:t>
+      </w:r>
+    </w:p>
+    <w:p>
+      <w:pPr>
+        <w:rPr>
+          <w:rFonts w:hint="eastAsia"/>
+        </w:rPr>
+      </w:pPr>
+    </w:p>
+    <w:p>
+      <w:pPr>
+        <w:pStyle w:val="1"/>
+        <w:rPr>
+          <w:rFonts w:hint="eastAsia"/>
+        </w:rPr>
+      </w:pPr>
+      <w:r>
+        <w:rPr>
+          <w:rFonts w:hint="eastAsia"/>
+        </w:rPr>
+        <w:t xml:space="preserve">1.12 </w:t>
+      </w:r>
+      <w:r>
+        <w:rPr>
+          <w:rFonts w:hint="eastAsia"/>
+        </w:rPr>
+        <w:t>防御承伤</w:t>
+      </w:r>
+    </w:p>
+    <w:p>
+      <w:pPr>
+        <w:rPr>
+          <w:rFonts w:hint="eastAsia"/>
+        </w:rPr>
+      </w:pPr>
+      <w:r>
+        <w:rPr>
+          <w:rFonts w:hint="eastAsia"/>
+        </w:rPr>
+        <w:t>对怪物：</w:t>
+      </w:r>
+    </w:p>
+    <w:p>
+      <w:pPr>
+        <w:rPr>
+          <w:rFonts w:hint="eastAsia"/>
+        </w:rPr>
+      </w:pPr>
+      <w:r>
+        <w:rPr>
+          <w:rFonts w:hint="eastAsia"/>
+        </w:rPr>
+        <w:t>DEFRes = (AttackerLevel + 100) ÷ [(AttackerLevel + 100) + (DefenderLevel + 100) × (1 - DEFReduction) × (1 - DEFIgnored)]</w:t>
+      </w:r>
+    </w:p>
+    <w:p>
+      <w:pPr>
+        <w:rPr>
+          <w:rFonts w:hint="eastAsia"/>
+        </w:rPr>
+      </w:pPr>
+    </w:p>
+    <w:p>
+      <w:pPr>
+        <w:rPr>
+          <w:rFonts w:hint="eastAsia"/>
+        </w:rPr>
+      </w:pPr>
+      <w:r>
+        <w:rPr>
+          <w:rFonts w:hint="eastAsia"/>
+        </w:rPr>
+        <w:t>- AttackerLevel 为攻击方等级。</w:t>
+      </w:r>
+    </w:p>
+    <w:p>
+      <w:pPr>
+        <w:rPr>
+          <w:rFonts w:hint="eastAsia"/>
+        </w:rPr>
+      </w:pPr>
+      <w:r>
+        <w:rPr>
+          <w:rFonts w:hint="eastAsia"/>
+        </w:rPr>
+        <w:t>- DefenderLevel 为防御方等级。</w:t>
+      </w:r>
+    </w:p>
+    <w:p>
+      <w:pPr>
+        <w:rPr>
+          <w:rFonts w:hint="eastAsia"/>
+        </w:rPr>
+      </w:pPr>
+      <w:r>
+        <w:rPr>
+          <w:rFonts w:hint="eastAsia"/>
+        </w:rPr>
+        <w:t>- DEFReduction 遍历状态加总。</w:t>
+      </w:r>
+    </w:p>
+    <w:p>
+      <w:pPr>
+        <w:rPr>
+          <w:rFonts w:hint="eastAsia"/>
+        </w:rPr>
+      </w:pPr>
+      <w:r>
+        <w:rPr>
+          <w:rFonts w:hint="eastAsia"/>
+        </w:rPr>
+        <w:t>- DEFIgnored 遍历状态加总。</w:t>
+      </w:r>
+    </w:p>
+    <w:p>
+      <w:pPr>
+        <w:rPr>
+          <w:rFonts w:hint="eastAsia"/>
+        </w:rPr>
+      </w:pPr>
+      <w:r>
+        <w:rPr>
+          <w:rFonts w:hint="eastAsia"/>
+        </w:rPr>
+        <w:t>- 填表时 DEFReduction 和 DEFIgnored 不用负号，公式内已处理为减号。</w:t>
+      </w:r>
+    </w:p>
+    <w:p>
+      <w:pPr>
+        <w:rPr>
+          <w:rFonts w:hint="eastAsia"/>
+        </w:rPr>
+      </w:pPr>
+    </w:p>
+    <w:p>
+      <w:pPr>
+        <w:rPr>
+          <w:rFonts w:hint="eastAsia"/>
+        </w:rPr>
+      </w:pPr>
+      <w:r>
+        <w:rPr>
+          <w:rFonts w:hint="eastAsia"/>
+        </w:rPr>
+        <w:t>对角色：</w:t>
+      </w:r>
+    </w:p>
+    <w:p>
+      <w:pPr>
+        <w:rPr>
+          <w:rFonts w:hint="eastAsia"/>
+        </w:rPr>
+      </w:pPr>
+      <w:r>
+        <w:rPr>
+          <w:rFonts w:hint="eastAsia"/>
+        </w:rPr>
+        <w:t>TotalDEF = (BaseDEF + WeaponDEF + ExtraBaseDEF) × (1 + DEFBonus) + DEFBonusFlat</w:t>
+      </w:r>
+    </w:p>
+    <w:p>
+      <w:pPr>
+        <w:rPr>
+          <w:rFonts w:hint="eastAsia"/>
+        </w:rPr>
+      </w:pPr>
+      <w:r>
+        <w:rPr>
+          <w:rFonts w:hint="eastAsia"/>
+        </w:rPr>
+        <w:t>DEFRes = 1 - TotalDEF ÷ (TotalDEF + 5 × AttackerLevel + 500)</w:t>
+      </w:r>
+    </w:p>
+    <w:p>
+      <w:pPr>
+        <w:rPr>
+          <w:rFonts w:hint="eastAsia"/>
+        </w:rPr>
+      </w:pPr>
+    </w:p>
+    <w:p>
+      <w:pPr>
+        <w:pStyle w:val="1"/>
+        <w:rPr>
+          <w:rFonts w:hint="eastAsia"/>
+        </w:rPr>
+      </w:pPr>
+      <w:r>
+        <w:rPr>
+          <w:rFonts w:hint="eastAsia"/>
+        </w:rPr>
+        <w:t xml:space="preserve">1.13 </w:t>
+      </w:r>
+      <w:r>
+        <w:rPr>
+          <w:rFonts w:hint="eastAsia"/>
+        </w:rPr>
+        <w:t>抗性承伤</w:t>
+      </w:r>
+    </w:p>
+    <w:p>
+      <w:pPr>
+        <w:rPr>
+          <w:rFonts w:hint="eastAsia"/>
+        </w:rPr>
+      </w:pPr>
+      <w:r>
+        <w:rPr>
+          <w:rFonts w:hint="eastAsia"/>
+        </w:rPr>
+        <w:t>抗性面板数值：</w:t>
+      </w:r>
+      <w:r>
+        <w:rPr>
+          <w:rFonts w:hint="eastAsia"/>
+        </w:rPr>
+        <w:t>Res = 1 + ResBonus</w:t>
+      </w:r>
+    </w:p>
+    <w:p>
+      <w:pPr>
+        <w:rPr>
+          <w:rFonts w:hint="eastAsia"/>
+        </w:rPr>
+      </w:pPr>
+    </w:p>
+    <w:p>
+      <w:pPr>
+        <w:rPr>
+          <w:rFonts w:hint="eastAsia"/>
+        </w:rPr>
+      </w:pPr>
+      <w:r>
+        <w:rPr>
+          <w:rFonts w:hint="eastAsia"/>
+        </w:rPr>
+        <w:t>- ResBonus 遍历状态加总，可为负数。</w:t>
+      </w:r>
+    </w:p>
+    <w:p>
+      <w:pPr>
+        <w:rPr>
+          <w:rFonts w:hint="eastAsia"/>
+        </w:rPr>
+      </w:pPr>
+    </w:p>
+    <w:p>
+      <w:pPr>
+        <w:rPr>
+          <w:rFonts w:hint="eastAsia"/>
+        </w:rPr>
+      </w:pPr>
+      <w:r>
+        <w:rPr>
+          <w:rFonts w:hint="eastAsia"/>
+        </w:rPr>
+        <w:t>当 Res ≤ 0：抗性承伤 = 1 - Res ÷ 2</w:t>
+      </w:r>
+    </w:p>
+    <w:p>
+      <w:pPr>
+        <w:rPr>
+          <w:rFonts w:hint="eastAsia"/>
+        </w:rPr>
+      </w:pPr>
+      <w:r>
+        <w:rPr>
+          <w:rFonts w:hint="eastAsia"/>
+        </w:rPr>
+        <w:t>当 0 &lt; Res ≤ 0.75：抗性承伤 = 1 - Res</w:t>
+      </w:r>
+    </w:p>
+    <w:p>
+      <w:pPr>
+        <w:rPr>
+          <w:rFonts w:hint="eastAsia"/>
+        </w:rPr>
+      </w:pPr>
+      <w:r>
+        <w:rPr>
+          <w:rFonts w:hint="eastAsia"/>
+        </w:rPr>
+        <w:t>当 Res &gt; 0.75：抗性承伤 = 1 ÷ (1 + 4 × Res)</w:t>
+      </w:r>
+    </w:p>
+    <w:p>
+      <w:pPr>
+        <w:rPr>
+          <w:rFonts w:hint="eastAsia"/>
+        </w:rPr>
+      </w:pPr>
+    </w:p>
+    <w:p>
+      <w:pPr>
+        <w:pStyle w:val="1"/>
+        <w:rPr>
+          <w:rFonts w:hint="eastAsia"/>
+        </w:rPr>
+      </w:pPr>
+      <w:r>
+        <w:rPr>
+          <w:rFonts w:hint="eastAsia"/>
+        </w:rPr>
+        <w:t xml:space="preserve">1.14 </w:t>
+      </w:r>
+      <w:r>
+        <w:rPr>
+          <w:rFonts w:hint="eastAsia"/>
+        </w:rPr>
+        <w:t>敌人攻击力计算</w:t>
+      </w:r>
+    </w:p>
+    <w:p>
+      <w:pPr>
+        <w:rPr>
+          <w:rFonts w:hint="eastAsia"/>
+        </w:rPr>
+      </w:pPr>
+      <w:r>
+        <w:rPr>
+          <w:rFonts w:hint="eastAsia"/>
+        </w:rPr>
+        <w:t>TotalATK = BaseATK × ATK_coeff × (1 + ATKBonus)</w:t>
+      </w:r>
+    </w:p>
+    <w:p>
+      <w:pPr>
+        <w:rPr>
+          <w:rFonts w:hint="eastAsia"/>
+        </w:rPr>
+      </w:pPr>
+      <w:r>
+        <w:rPr>
+          <w:rFonts w:hint="eastAsia"/>
+        </w:rPr>
+        <w:t>- BaseATK：查表 Base_ATK 成长曲线（由 Enemy_Main.ATK_Curve 决定曲线编号），根据敌人等级取对应值。</w:t>
+      </w:r>
+    </w:p>
+    <w:p>
+      <w:pPr>
+        <w:rPr>
+          <w:rFonts w:hint="eastAsia"/>
+        </w:rPr>
+      </w:pPr>
+      <w:r>
+        <w:rPr>
+          <w:rFonts w:hint="eastAsia"/>
+        </w:rPr>
+        <w:t>- ATK_coeff：Enemy_Main 表配置。</w:t>
+      </w:r>
+    </w:p>
+    <w:p>
+      <w:pPr>
+        <w:rPr>
+          <w:rFonts w:hint="eastAsia"/>
+        </w:rPr>
+      </w:pPr>
+      <w:r>
+        <w:rPr>
+          <w:rFonts w:hint="eastAsia"/>
+        </w:rPr>
+        <w:t>- ATKBonus：遍历状态加总。分类名 ATKBonus。</w:t>
+      </w:r>
+    </w:p>
+    <w:p>
+      <w:pPr>
+        <w:rPr>
+          <w:rFonts w:hint="eastAsia"/>
+        </w:rPr>
+      </w:pPr>
+    </w:p>
+    <w:p>
+      <w:pPr>
+        <w:pStyle w:val="1"/>
+        <w:rPr>
+          <w:rFonts w:hint="eastAsia"/>
+        </w:rPr>
+      </w:pPr>
+      <w:r>
+        <w:rPr>
+          <w:rFonts w:hint="eastAsia"/>
+        </w:rPr>
+        <w:t xml:space="preserve">1.15 </w:t>
+      </w:r>
+      <w:r>
+        <w:rPr>
+          <w:rFonts w:hint="eastAsia"/>
+        </w:rPr>
+        <w:t>敌人生命值计算</w:t>
+      </w:r>
+    </w:p>
+    <w:p>
+      <w:pPr>
+        <w:rPr>
+          <w:rFonts w:hint="eastAsia"/>
+        </w:rPr>
+      </w:pPr>
+      <w:r>
+        <w:rPr>
+          <w:rFonts w:hint="eastAsia"/>
+        </w:rPr>
+        <w:t>TotalHP = BaseHP × HP_coeff × (1 + HPBonus)</w:t>
+      </w:r>
+    </w:p>
+    <w:p>
+      <w:pPr>
+        <w:rPr>
+          <w:rFonts w:hint="eastAsia"/>
+        </w:rPr>
+      </w:pPr>
+      <w:r>
+        <w:rPr>
+          <w:rFonts w:hint="eastAsia"/>
+        </w:rPr>
+        <w:t>- BaseHP：查表 Base_HP 成长曲线，根据敌人等级取对应值。</w:t>
+      </w:r>
+    </w:p>
+    <w:p>
+      <w:pPr>
+        <w:rPr>
+          <w:rFonts w:hint="eastAsia"/>
+        </w:rPr>
+      </w:pPr>
+      <w:r>
+        <w:rPr>
+          <w:rFonts w:hint="eastAsia"/>
+        </w:rPr>
+        <w:t>- HP_coeff：Enemy_Main 表配置。</w:t>
+      </w:r>
+    </w:p>
+    <w:p>
+      <w:pPr>
+        <w:rPr>
+          <w:rFonts w:hint="eastAsia"/>
+        </w:rPr>
+      </w:pPr>
+      <w:r>
+        <w:rPr>
+          <w:rFonts w:hint="eastAsia"/>
+        </w:rPr>
+        <w:t>- HPBonus：遍历状态加总。分类名 HPBonus。</w:t>
+      </w:r>
+    </w:p>
+    <w:p>
+      <w:pPr>
+        <w:rPr>
+          <w:rFonts w:hint="eastAsia"/>
+        </w:rPr>
+      </w:pPr>
+    </w:p>
+    <w:p>
+      <w:pPr>
+        <w:pStyle w:val="1"/>
+        <w:rPr>
+          <w:rFonts w:hint="eastAsia"/>
+        </w:rPr>
+      </w:pPr>
+      <w:r>
+        <w:rPr>
+          <w:rFonts w:hint="eastAsia"/>
+        </w:rPr>
+        <w:t xml:space="preserve">1.16 </w:t>
+      </w:r>
+      <w:r>
+        <w:rPr>
+          <w:rFonts w:hint="eastAsia"/>
+        </w:rPr>
+        <w:t>敌人非反应最终伤害</w:t>
+      </w:r>
+    </w:p>
+    <w:p>
+      <w:pPr>
+        <w:rPr>
+          <w:rFonts w:hint="eastAsia"/>
+        </w:rPr>
+      </w:pPr>
+      <w:r>
+        <w:rPr>
+          <w:rFonts w:hint="eastAsia"/>
+        </w:rPr>
+        <w:t>TotalDMG = TotalATK × SkillMultiplier × (1 + DMGBonus) × DEFRes × Res</w:t>
+      </w:r>
+    </w:p>
+    <w:p>
+      <w:pPr>
+        <w:rPr>
+          <w:rFonts w:hint="eastAsia"/>
+        </w:rPr>
+      </w:pPr>
+      <w:r>
+        <w:rPr>
+          <w:rFonts w:hint="eastAsia"/>
+        </w:rPr>
+        <w:t>- TotalATK 见 1.14。</w:t>
+      </w:r>
+    </w:p>
+    <w:p>
+      <w:pPr>
+        <w:rPr>
+          <w:rFonts w:hint="eastAsia"/>
+        </w:rPr>
+      </w:pPr>
+      <w:r>
+        <w:rPr>
+          <w:rFonts w:hint="eastAsia"/>
+        </w:rPr>
+        <w:t>- SkillMultiplier 为 EnemySkill表配置的 Hits 倍率值。</w:t>
+      </w:r>
+    </w:p>
+    <w:p>
+      <w:pPr>
+        <w:rPr>
+          <w:rFonts w:hint="eastAsia"/>
+        </w:rPr>
+      </w:pPr>
+      <w:r>
+        <w:rPr>
+          <w:rFonts w:hint="eastAsia"/>
+        </w:rPr>
+        <w:t>- DMGBonus 遍历状态加总。分类名 DMGBonus。</w:t>
+      </w:r>
+    </w:p>
+    <w:p>
+      <w:pPr>
+        <w:rPr>
+          <w:rFonts w:hint="eastAsia"/>
+        </w:rPr>
+      </w:pPr>
+      <w:r>
+        <w:rPr>
+          <w:rFonts w:hint="eastAsia"/>
+        </w:rPr>
+        <w:t>- DEFRes：敌人打角色时使用 1.12 对角色防御承伤公式（角色自身 TotalDEF 参与计算）。</w:t>
+      </w:r>
+    </w:p>
+    <w:p>
+      <w:pPr>
+        <w:rPr>
+          <w:rFonts w:hint="eastAsia"/>
+        </w:rPr>
+      </w:pPr>
+      <w:r>
+        <w:rPr>
+          <w:rFonts w:hint="eastAsia"/>
+        </w:rPr>
+        <w:t>- Res 见 1.13 抗性承伤公式（与角色一致）。</w:t>
+      </w:r>
+    </w:p>
+    <w:p>
+      <w:pPr>
+        <w:rPr>
+          <w:rFonts w:hint="eastAsia"/>
+        </w:rPr>
+      </w:pPr>
+    </w:p>
+    <w:p>
+      <w:pPr>
+        <w:pStyle w:val="1"/>
+        <w:rPr>
+          <w:rFonts w:hint="eastAsia"/>
+        </w:rPr>
+      </w:pPr>
+      <w:r>
+        <w:rPr>
+          <w:rFonts w:hint="eastAsia"/>
+        </w:rPr>
+        <w:t xml:space="preserve">1.17 </w:t>
+      </w:r>
+      <w:r>
+        <w:rPr>
+          <w:rFonts w:hint="eastAsia"/>
+        </w:rPr>
+        <w:t>敌人增幅反应伤害（蒸发</w:t>
+      </w:r>
+      <w:r>
+        <w:rPr>
+          <w:rFonts w:hint="eastAsia"/>
+        </w:rPr>
+        <w:t>/</w:t>
+      </w:r>
+      <w:r>
+        <w:rPr>
+          <w:rFonts w:hint="eastAsia"/>
+        </w:rPr>
+        <w:t>融化）</w:t>
+      </w:r>
+    </w:p>
+    <w:p>
+      <w:pPr>
+        <w:rPr>
+          <w:rFonts w:hint="eastAsia"/>
+        </w:rPr>
+      </w:pPr>
+      <w:r>
+        <w:rPr>
+          <w:rFonts w:hint="eastAsia"/>
+        </w:rPr>
+        <w:t>TotalReactionDMG = TotalDMG × ReactionMultiplier</w:t>
+      </w:r>
+    </w:p>
+    <w:p>
+      <w:pPr>
+        <w:rPr>
+          <w:rFonts w:hint="eastAsia"/>
+        </w:rPr>
+      </w:pPr>
+      <w:r>
+        <w:rPr>
+          <w:rFonts w:hint="eastAsia"/>
+        </w:rPr>
+        <w:t>- TotalDMG 为 1.16 非反应最终伤害。</w:t>
+      </w:r>
+    </w:p>
+    <w:p>
+      <w:pPr>
+        <w:rPr>
+          <w:rFonts w:hint="eastAsia"/>
+        </w:rPr>
+      </w:pPr>
+      <w:r>
+        <w:rPr>
+          <w:rFonts w:hint="eastAsia"/>
+        </w:rPr>
+        <w:t>- ReactionMultiplier 查表：蒸发水打火=2.0、火打水=1.5；融化火打冰=2.0、冰打火=1.5。</w:t>
+      </w:r>
+    </w:p>
+    <w:p>
+      <w:pPr>
+        <w:rPr>
+          <w:rFonts w:hint="eastAsia"/>
+        </w:rPr>
+      </w:pPr>
+    </w:p>
+    <w:p>
+      <w:pPr>
+        <w:pStyle w:val="1"/>
+        <w:rPr>
+          <w:rFonts w:hint="eastAsia"/>
+        </w:rPr>
+      </w:pPr>
+      <w:r>
+        <w:rPr>
+          <w:rFonts w:hint="eastAsia"/>
+        </w:rPr>
         <w:lastRenderedPageBreak/>
-        <w:t xml:space="preserve">1.11 </w:t>
-      </w:r>
-      <w:r>
-        <w:rPr>
-          <w:rFonts w:hint="eastAsia"/>
-        </w:rPr>
-        <w:t>元素精通计算</w:t>
+        <w:t xml:space="preserve">1.18 </w:t>
+      </w:r>
+      <w:r>
+        <w:rPr>
+          <w:rFonts w:hint="eastAsia"/>
+        </w:rPr>
+        <w:t>敌人剧变反应伤害</w:t>
+      </w:r>
+    </w:p>
+    <w:p>
+      <w:pPr>
+        <w:rPr>
+          <w:rFonts w:hint="eastAsia"/>
+        </w:rPr>
+      </w:pPr>
+      <w:r>
+        <w:rPr>
+          <w:rFonts w:hint="eastAsia"/>
+        </w:rPr>
+        <w:t>TotalReactionDMG = LevelCoeff × ReactionMultiplier × (1 + DMGBonus) × Res</w:t>
+      </w:r>
+    </w:p>
+    <w:p>
+      <w:pPr>
+        <w:rPr>
+          <w:rFonts w:hint="eastAsia"/>
+        </w:rPr>
+      </w:pPr>
+      <w:r>
+        <w:rPr>
+          <w:rFonts w:hint="eastAsia"/>
+        </w:rPr>
+        <w:t>- LevelCoeff 查表 ReactionLevelCoefficient，根据敌人等级取值。</w:t>
+      </w:r>
+    </w:p>
+    <w:p>
+      <w:pPr>
+        <w:rPr>
+          <w:rFonts w:hint="eastAsia"/>
+        </w:rPr>
+      </w:pPr>
+      <w:r>
+        <w:rPr>
+          <w:rFonts w:hint="eastAsia"/>
+        </w:rPr>
+        <w:t>- ReactionMultiplier 查表：燃烧=2.0，超导=1，扩散=1.2，碎冰=3，超载=4，感电=9.6，原绽放=2，超绽放=3，烈绽放=4。</w:t>
+      </w:r>
+    </w:p>
+    <w:p>
+      <w:pPr>
+        <w:rPr>
+          <w:rFonts w:hint="eastAsia"/>
+        </w:rPr>
+      </w:pPr>
+      <w:r>
+        <w:rPr>
+          <w:rFonts w:hint="eastAsia"/>
+        </w:rPr>
+        <w:t>- DMGBonus 遍历状态加总。分类名 DMGBonus。</w:t>
+      </w:r>
+    </w:p>
+    <w:p>
+      <w:pPr>
+        <w:rPr>
+          <w:rFonts w:hint="eastAsia"/>
+        </w:rPr>
+      </w:pPr>
+      <w:r>
+        <w:rPr>
+          <w:rFonts w:hint="eastAsia"/>
+        </w:rPr>
+        <w:t>- Res 见 1.13 抗性承伤公式（与角色一致）。</w:t>
+      </w:r>
+    </w:p>
+    <w:p>
+      <w:pPr>
+        <w:rPr>
+          <w:rFonts w:hint="eastAsia"/>
+        </w:rPr>
+      </w:pPr>
+      <w:r>
+        <w:rPr>
+          <w:rFonts w:hint="eastAsia"/>
+        </w:rPr>
+        <w:t>- 含超载、超导、感电、燃烧、绽放、超绽放、烈绽放、扩散、碎冰。</w:t>
+      </w:r>
+    </w:p>
+    <w:p>
+      <w:pPr>
+        <w:rPr>
+          <w:rFonts w:hint="eastAsia"/>
+        </w:rPr>
+      </w:pPr>
+    </w:p>
+    <w:p>
+      <w:pPr>
+        <w:pStyle w:val="1"/>
+        <w:rPr>
+          <w:rFonts w:hint="eastAsia"/>
+        </w:rPr>
+      </w:pPr>
+      <w:r>
+        <w:rPr>
+          <w:rFonts w:hint="eastAsia"/>
+        </w:rPr>
+        <w:t xml:space="preserve">1.19 </w:t>
+      </w:r>
+      <w:r>
+        <w:rPr>
+          <w:rFonts w:hint="eastAsia"/>
+        </w:rPr>
+        <w:t>护盾量削减计算</w:t>
       </w:r>
     </w:p>
     <w:p>
@@ -1963,59 +2892,7 @@
         <w:rPr>
           <w:rFonts w:hint="eastAsia"/>
         </w:rPr>
-        <w:t>EM = EM + WeaponEM + EMBonus</w:t>
-      </w:r>
-    </w:p>
-    <w:p>
-      <w:pPr>
-        <w:rPr>
-          <w:rFonts w:hint="eastAsia"/>
-        </w:rPr>
-      </w:pPr>
-      <w:r>
-        <w:rPr>
-          <w:rFonts w:hint="eastAsia"/>
-        </w:rPr>
-        <w:t>EM = BaseEM + AscensionEMBonus</w:t>
-      </w:r>
-    </w:p>
-    <w:p>
-      <w:pPr>
-        <w:rPr>
-          <w:rFonts w:hint="eastAsia"/>
-        </w:rPr>
-      </w:pPr>
-      <w:r>
-        <w:rPr>
-          <w:rFonts w:hint="eastAsia"/>
-        </w:rPr>
-        <w:t>- EM为角色元素精通</w:t>
-      </w:r>
-    </w:p>
-    <w:p>
-      <w:pPr>
-        <w:rPr>
-          <w:rFonts w:hint="eastAsia"/>
-        </w:rPr>
-      </w:pPr>
-      <w:r>
-        <w:rPr>
-          <w:rFonts w:hint="eastAsia"/>
-        </w:rPr>
-        <w:t>- BaseEM 为角色基础元素精通，配置表固定值。</w:t>
-      </w:r>
-    </w:p>
-    <w:p>
-      <w:pPr>
-        <w:rPr>
-          <w:rFonts w:hint="eastAsia"/>
-        </w:rPr>
-      </w:pPr>
-      <w:r>
-        <w:rPr>
-          <w:rFonts w:hint="eastAsia"/>
-        </w:rPr>
-        <w:t>-</w:t>
+        <w:t>BlockDamage</w:t>
       </w:r>
       <w:r>
         <w:rPr>
@@ -2027,46 +2904,77 @@
         <w:rPr>
           <w:rFonts w:hint="eastAsia"/>
         </w:rPr>
-        <w:t>AscensionEMBonus为突破加值</w:t>
-      </w:r>
-    </w:p>
-    <w:p>
-      <w:pPr>
-        <w:rPr>
-          <w:rFonts w:hint="eastAsia"/>
-        </w:rPr>
-      </w:pPr>
-      <w:r>
-        <w:rPr>
-          <w:rFonts w:hint="eastAsia"/>
-        </w:rPr>
-        <w:t>- WeaponEM 为武器元素精通，配置表固定值。</w:t>
-      </w:r>
-    </w:p>
-    <w:p>
-      <w:pPr>
-        <w:rPr>
-          <w:rFonts w:hint="eastAsia"/>
-        </w:rPr>
-      </w:pPr>
-      <w:r>
-        <w:rPr>
-          <w:rFonts w:hint="eastAsia"/>
-        </w:rPr>
-        <w:t>- EMBonus 遍历状态加总。</w:t>
-      </w:r>
-    </w:p>
-    <w:p>
-      <w:pPr>
-        <w:rPr>
-          <w:rFonts w:hint="eastAsia"/>
-        </w:rPr>
-      </w:pPr>
-      <w:r>
-        <w:rPr>
-          <w:rFonts w:hint="eastAsia"/>
-        </w:rPr>
-        <w:t>- 元素精通没有百分比加成，公式为直接相加。</w:t>
+        <w:t>=</w:t>
+      </w:r>
+      <w:r>
+        <w:rPr>
+          <w:rFonts w:hint="eastAsia"/>
+        </w:rPr>
+        <w:t xml:space="preserve"> </w:t>
+      </w:r>
+      <w:r>
+        <w:rPr>
+          <w:rFonts w:hint="eastAsia"/>
+        </w:rPr>
+        <w:t>FinalDamage / (AbsorptionMultiplier * (1 + ShieldStrength))</w:t>
+      </w:r>
+    </w:p>
+    <w:p>
+      <w:pPr>
+        <w:rPr>
+          <w:rFonts w:hint="eastAsia"/>
+        </w:rPr>
+      </w:pPr>
+      <w:r>
+        <w:rPr>
+          <w:rFonts w:hint="eastAsia"/>
+        </w:rPr>
+        <w:t>FinalDamage为经过上述伤害公式计算后的最终伤害值</w:t>
+      </w:r>
+    </w:p>
+    <w:p>
+      <w:pPr>
+        <w:rPr>
+          <w:rFonts w:hint="eastAsia"/>
+        </w:rPr>
+      </w:pPr>
+      <w:r>
+        <w:rPr>
+          <w:rFonts w:hint="eastAsia"/>
+        </w:rPr>
+        <w:t>AbsorptionMultiplier为吸收系数，查表决定。</w:t>
+      </w:r>
+    </w:p>
+    <w:p>
+      <w:pPr>
+        <w:rPr>
+          <w:rFonts w:hint="eastAsia"/>
+        </w:rPr>
+      </w:pPr>
+      <w:r>
+        <w:rPr>
+          <w:rFonts w:hint="eastAsia"/>
+        </w:rPr>
+        <w:t>ShieldStrength</w:t>
+      </w:r>
+      <w:r>
+        <w:rPr>
+          <w:rFonts w:hint="eastAsia"/>
+        </w:rPr>
+        <w:t>为护盾强效，遍历受击角色所有相关加成后加总</w:t>
+      </w:r>
+    </w:p>
+    <w:p>
+      <w:pPr>
+        <w:rPr>
+          <w:rFonts w:hint="eastAsia"/>
+        </w:rPr>
+      </w:pPr>
+      <w:r>
+        <w:rPr>
+          <w:rFonts w:hint="eastAsia"/>
+        </w:rPr>
+        <w:t>若计算后实际伤害溢出，则应根据当前护盾量反推可抵消的伤害值，对最终伤害减去此值后，根据计算所得差值扣除角色血量</w:t>
       </w:r>
     </w:p>
     <w:p>
@@ -2087,157 +2995,101 @@
         <w:rPr>
           <w:rFonts w:hint="eastAsia"/>
         </w:rPr>
-        <w:t xml:space="preserve">1.12 </w:t>
-      </w:r>
-      <w:r>
-        <w:rPr>
-          <w:rFonts w:hint="eastAsia"/>
-        </w:rPr>
-        <w:t>防御承伤</w:t>
-      </w:r>
-    </w:p>
-    <w:p>
-      <w:pPr>
-        <w:rPr>
-          <w:rFonts w:hint="eastAsia"/>
-        </w:rPr>
-      </w:pPr>
-      <w:r>
-        <w:rPr>
-          <w:rFonts w:hint="eastAsia"/>
-        </w:rPr>
-        <w:t>对怪物：</w:t>
-      </w:r>
-    </w:p>
-    <w:p>
-      <w:pPr>
-        <w:rPr>
-          <w:rFonts w:hint="eastAsia"/>
-        </w:rPr>
-      </w:pPr>
-      <w:r>
-        <w:rPr>
-          <w:rFonts w:hint="eastAsia"/>
-        </w:rPr>
-        <w:t>DEFRes = (AttackerLevel + 100) ÷ [(AttackerLevel + 100) + (DefenderLevel + 100) × (1 - DEFReduction) × (1 - DEFIgnored)]</w:t>
-      </w:r>
-    </w:p>
-    <w:p>
-      <w:pPr>
-        <w:rPr>
-          <w:rFonts w:hint="eastAsia"/>
-        </w:rPr>
-      </w:pPr>
-    </w:p>
-    <w:p>
-      <w:pPr>
-        <w:rPr>
-          <w:rFonts w:hint="eastAsia"/>
-        </w:rPr>
-      </w:pPr>
-      <w:r>
-        <w:rPr>
-          <w:rFonts w:hint="eastAsia"/>
-        </w:rPr>
-        <w:t>- AttackerLevel 为攻击方等级。</w:t>
-      </w:r>
-    </w:p>
-    <w:p>
-      <w:pPr>
-        <w:rPr>
-          <w:rFonts w:hint="eastAsia"/>
-        </w:rPr>
-      </w:pPr>
-      <w:r>
-        <w:rPr>
-          <w:rFonts w:hint="eastAsia"/>
-        </w:rPr>
-        <w:t>- DefenderLevel 为防御方等级。</w:t>
-      </w:r>
-    </w:p>
-    <w:p>
-      <w:pPr>
-        <w:rPr>
-          <w:rFonts w:hint="eastAsia"/>
-        </w:rPr>
-      </w:pPr>
-      <w:r>
-        <w:rPr>
-          <w:rFonts w:hint="eastAsia"/>
-        </w:rPr>
-        <w:t>- DEFReduction 遍历状态加总。</w:t>
-      </w:r>
-    </w:p>
-    <w:p>
-      <w:pPr>
-        <w:rPr>
-          <w:rFonts w:hint="eastAsia"/>
-        </w:rPr>
-      </w:pPr>
-      <w:r>
-        <w:rPr>
-          <w:rFonts w:hint="eastAsia"/>
-        </w:rPr>
-        <w:t>- DEFIgnored 遍历状态加总。</w:t>
-      </w:r>
-    </w:p>
-    <w:p>
-      <w:pPr>
-        <w:rPr>
-          <w:rFonts w:hint="eastAsia"/>
-        </w:rPr>
-      </w:pPr>
-      <w:r>
-        <w:rPr>
-          <w:rFonts w:hint="eastAsia"/>
-        </w:rPr>
-        <w:t>- 填表时 DEFReduction 和 DEFIgnored 不用负号，公式内已处理为减号。</w:t>
-      </w:r>
-    </w:p>
-    <w:p>
-      <w:pPr>
-        <w:rPr>
-          <w:rFonts w:hint="eastAsia"/>
-        </w:rPr>
-      </w:pPr>
-    </w:p>
-    <w:p>
-      <w:pPr>
-        <w:rPr>
-          <w:rFonts w:hint="eastAsia"/>
-        </w:rPr>
-      </w:pPr>
-      <w:r>
-        <w:rPr>
-          <w:rFonts w:hint="eastAsia"/>
-        </w:rPr>
-        <w:t>对角色：</w:t>
-      </w:r>
-    </w:p>
-    <w:p>
-      <w:pPr>
-        <w:rPr>
-          <w:rFonts w:hint="eastAsia"/>
-        </w:rPr>
-      </w:pPr>
-      <w:r>
-        <w:rPr>
-          <w:rFonts w:hint="eastAsia"/>
-        </w:rPr>
-        <w:t>TotalDEF = (BaseDEF + WeaponDEF + ExtraBaseDEF) × (1 + DEFBonus) + DEFBonusFlat</w:t>
-      </w:r>
-    </w:p>
-    <w:p>
-      <w:pPr>
-        <w:rPr>
-          <w:rFonts w:hint="eastAsia"/>
-        </w:rPr>
-      </w:pPr>
-      <w:r>
-        <w:rPr>
-          <w:rFonts w:hint="eastAsia"/>
-        </w:rPr>
-        <w:t>DEFRes = 1 - TotalDEF ÷ (TotalDEF + 5 × AttackerLevel + 500)</w:t>
+        <w:t xml:space="preserve">1.20 </w:t>
+      </w:r>
+      <w:r>
+        <w:rPr>
+          <w:rFonts w:hint="eastAsia"/>
+        </w:rPr>
+        <w:t>实际治疗量计算</w:t>
+      </w:r>
+    </w:p>
+    <w:p>
+      <w:pPr>
+        <w:rPr>
+          <w:rFonts w:hint="eastAsia"/>
+        </w:rPr>
+      </w:pPr>
+      <w:r>
+        <w:rPr>
+          <w:rFonts w:hint="eastAsia"/>
+        </w:rPr>
+        <w:t>TotalHealHP</w:t>
+      </w:r>
+      <w:r>
+        <w:rPr>
+          <w:rFonts w:hint="eastAsia"/>
+        </w:rPr>
+        <w:t xml:space="preserve"> </w:t>
+      </w:r>
+      <w:r>
+        <w:rPr>
+          <w:rFonts w:hint="eastAsia"/>
+        </w:rPr>
+        <w:t>=</w:t>
+      </w:r>
+      <w:r>
+        <w:rPr>
+          <w:rFonts w:hint="eastAsia"/>
+        </w:rPr>
+        <w:t xml:space="preserve"> </w:t>
+      </w:r>
+      <w:r>
+        <w:rPr>
+          <w:rFonts w:hint="eastAsia"/>
+        </w:rPr>
+        <w:t>HealHP * (1 + HealBonus + BeHealedBonus)</w:t>
+      </w:r>
+    </w:p>
+    <w:p>
+      <w:pPr>
+        <w:rPr>
+          <w:rFonts w:hint="eastAsia"/>
+        </w:rPr>
+      </w:pPr>
+      <w:r>
+        <w:rPr>
+          <w:rFonts w:hint="eastAsia"/>
+        </w:rPr>
+        <w:t>HealHP为技能治疗量，读skilllevel或由Effect中param决定</w:t>
+      </w:r>
+    </w:p>
+    <w:p>
+      <w:pPr>
+        <w:rPr>
+          <w:rFonts w:hint="eastAsia"/>
+        </w:rPr>
+      </w:pPr>
+      <w:r>
+        <w:rPr>
+          <w:rFonts w:hint="eastAsia"/>
+        </w:rPr>
+        <w:t>HealBonus</w:t>
+      </w:r>
+      <w:r>
+        <w:rPr>
+          <w:rFonts w:hint="eastAsia"/>
+        </w:rPr>
+        <w:t>为治疗加成，需遍历进行治疗的角色或状态上相关加成后加总</w:t>
+      </w:r>
+    </w:p>
+    <w:p>
+      <w:pPr>
+        <w:rPr>
+          <w:rFonts w:hint="eastAsia"/>
+        </w:rPr>
+      </w:pPr>
+      <w:r>
+        <w:rPr>
+          <w:rFonts w:hint="eastAsia"/>
+        </w:rPr>
+        <w:t>BeHealedBonus为受治疗加成</w:t>
+      </w:r>
+      <w:r>
+        <w:rPr>
+          <w:rFonts w:hint="eastAsia"/>
+        </w:rPr>
+        <w:t>，遍历受治疗角色相关加成后加总</w:t>
       </w:r>
     </w:p>
     <w:p>
@@ -2258,99 +3110,193 @@
         <w:rPr>
           <w:rFonts w:hint="eastAsia"/>
         </w:rPr>
-        <w:t xml:space="preserve">1.13 </w:t>
-      </w:r>
-      <w:r>
-        <w:rPr>
-          <w:rFonts w:hint="eastAsia"/>
-        </w:rPr>
-        <w:t>抗性承伤</w:t>
-      </w:r>
-    </w:p>
-    <w:p>
-      <w:pPr>
-        <w:rPr>
-          <w:rFonts w:hint="eastAsia"/>
-        </w:rPr>
-      </w:pPr>
-      <w:r>
-        <w:rPr>
-          <w:rFonts w:hint="eastAsia"/>
-        </w:rPr>
-        <w:t>抗性面板数值：</w:t>
-      </w:r>
-      <w:r>
-        <w:rPr>
-          <w:rFonts w:hint="eastAsia"/>
-        </w:rPr>
-        <w:t>Res = 1 + ResBonus</w:t>
-      </w:r>
-    </w:p>
-    <w:p>
-      <w:pPr>
-        <w:rPr>
-          <w:rFonts w:hint="eastAsia"/>
-        </w:rPr>
-      </w:pPr>
-    </w:p>
-    <w:p>
-      <w:pPr>
-        <w:rPr>
-          <w:rFonts w:hint="eastAsia"/>
-        </w:rPr>
-      </w:pPr>
-      <w:r>
-        <w:rPr>
-          <w:rFonts w:hint="eastAsia"/>
-        </w:rPr>
-        <w:t>- ResBonus 遍历状态加总，可为负数。</w:t>
-      </w:r>
-    </w:p>
-    <w:p>
-      <w:pPr>
-        <w:rPr>
-          <w:rFonts w:hint="eastAsia"/>
-        </w:rPr>
-      </w:pPr>
-    </w:p>
-    <w:p>
-      <w:pPr>
-        <w:rPr>
-          <w:rFonts w:hint="eastAsia"/>
-        </w:rPr>
-      </w:pPr>
-      <w:r>
-        <w:rPr>
-          <w:rFonts w:hint="eastAsia"/>
-        </w:rPr>
-        <w:t>当 Res ≤ 0：抗性承伤 = 1 - Res ÷ 2</w:t>
-      </w:r>
-    </w:p>
-    <w:p>
-      <w:pPr>
-        <w:rPr>
-          <w:rFonts w:hint="eastAsia"/>
-        </w:rPr>
-      </w:pPr>
-      <w:r>
-        <w:rPr>
-          <w:rFonts w:hint="eastAsia"/>
-        </w:rPr>
-        <w:t>当 0 &lt; Res ≤ 0.75：抗性承伤 = 1 - Res</w:t>
-      </w:r>
-    </w:p>
-    <w:p>
-      <w:pPr>
-        <w:rPr>
-          <w:rFonts w:hint="eastAsia"/>
-        </w:rPr>
-      </w:pPr>
-      <w:r>
-        <w:rPr>
-          <w:rFonts w:hint="eastAsia"/>
-        </w:rPr>
-        <w:t>当 Res &gt; 0.75：抗性承伤 = 1 ÷ (1 + 4 × Res)</w:t>
-      </w:r>
+        <w:t xml:space="preserve">1.21 </w:t>
+      </w:r>
+      <w:r>
+        <w:rPr>
+          <w:rFonts w:hint="eastAsia"/>
+        </w:rPr>
+        <w:t>实际充能量计算</w:t>
+      </w:r>
+    </w:p>
+    <w:p>
+      <w:pPr>
+        <w:rPr>
+          <w:rFonts w:hint="eastAsia"/>
+        </w:rPr>
+      </w:pPr>
+      <w:r>
+        <w:rPr>
+          <w:rFonts w:hint="eastAsia"/>
+        </w:rPr>
+        <w:t>TotalEnergy = GainedEnergy * OnstageStatus * ElementStatus * (</w:t>
+      </w:r>
+      <w:r>
+        <w:rPr>
+          <w:rFonts w:hint="eastAsia"/>
+        </w:rPr>
+        <w:t xml:space="preserve">EnergyRechargeRate </w:t>
+      </w:r>
+      <w:r>
+        <w:rPr>
+          <w:rFonts w:hint="eastAsia"/>
+        </w:rPr>
+        <w:t>+ RechargeBonus</w:t>
+      </w:r>
+      <w:r>
+        <w:rPr>
+          <w:rFonts w:hint="eastAsia"/>
+        </w:rPr>
+        <w:t>)</w:t>
+      </w:r>
+    </w:p>
+    <w:p>
+      <w:pPr>
+        <w:rPr>
+          <w:rFonts w:hint="eastAsia"/>
+        </w:rPr>
+      </w:pPr>
+      <w:r>
+        <w:rPr>
+          <w:rFonts w:hint="eastAsia"/>
+        </w:rPr>
+        <w:t>GainedEnergy：通过技能提供的能量，需在skill表里注明为based才走这个公式</w:t>
+      </w:r>
+    </w:p>
+    <w:p>
+      <w:pPr>
+        <w:rPr>
+          <w:rFonts w:hint="eastAsia"/>
+        </w:rPr>
+      </w:pPr>
+      <w:r>
+        <w:rPr>
+          <w:rFonts w:hint="eastAsia"/>
+        </w:rPr>
+        <w:t>OnstageStatus：是否为出战状态。出战时为1，未出战时，4人队伍时效率为0.6，三人队伍为0.7，两人队伍则为0.8。</w:t>
+      </w:r>
+    </w:p>
+    <w:p>
+      <w:pPr>
+        <w:rPr>
+          <w:rFonts w:hint="eastAsia"/>
+        </w:rPr>
+      </w:pPr>
+      <w:r>
+        <w:rPr>
+          <w:rFonts w:hint="eastAsia"/>
+        </w:rPr>
+        <w:t>ElementStatus：该角色元素类型是否与本次提供的元素能量相同。相同为1.5，不同则为0.5</w:t>
+      </w:r>
+    </w:p>
+    <w:p>
+      <w:pPr>
+        <w:rPr>
+          <w:rFonts w:hint="eastAsia"/>
+        </w:rPr>
+      </w:pPr>
+      <w:r>
+        <w:rPr>
+          <w:rFonts w:hint="eastAsia"/>
+        </w:rPr>
+        <w:t>TotalRechargeRate = EnergyRechargeRate + RechargeBonus</w:t>
+      </w:r>
+    </w:p>
+    <w:p>
+      <w:pPr>
+        <w:rPr>
+          <w:rFonts w:hint="eastAsia"/>
+        </w:rPr>
+      </w:pPr>
+      <w:r>
+        <w:rPr>
+          <w:rFonts w:hint="eastAsia"/>
+        </w:rPr>
+        <w:t xml:space="preserve">EnergyRechargeRate = </w:t>
+      </w:r>
+      <w:r>
+        <w:rPr>
+          <w:rFonts w:hint="eastAsia"/>
+        </w:rPr>
+        <w:t>BaseRechargeRate</w:t>
+      </w:r>
+      <w:r>
+        <w:rPr>
+          <w:rFonts w:hint="eastAsia"/>
+        </w:rPr>
+        <w:t xml:space="preserve"> + AscensionRechargeRate</w:t>
+      </w:r>
+    </w:p>
+    <w:p>
+      <w:pPr>
+        <w:rPr>
+          <w:rFonts w:hint="eastAsia"/>
+        </w:rPr>
+      </w:pPr>
+      <w:r>
+        <w:rPr>
+          <w:rFonts w:hint="eastAsia"/>
+        </w:rPr>
+        <w:t>意为角色最终元素充能效率=角色充能效率+充能效率加成</w:t>
+      </w:r>
+    </w:p>
+    <w:p>
+      <w:pPr>
+        <w:rPr>
+          <w:rFonts w:hint="eastAsia"/>
+        </w:rPr>
+      </w:pPr>
+      <w:r>
+        <w:rPr>
+          <w:rFonts w:hint="eastAsia"/>
+        </w:rPr>
+        <w:t>角色充能效率=基础充能效率+突破获得的充能效率</w:t>
+      </w:r>
+    </w:p>
+    <w:p>
+      <w:pPr>
+        <w:rPr>
+          <w:rFonts w:hint="eastAsia"/>
+        </w:rPr>
+      </w:pPr>
+      <w:r>
+        <w:rPr>
+          <w:rFonts w:hint="eastAsia"/>
+        </w:rPr>
+        <w:t>基础充能效率固定为1，可见于角色的Attributes表</w:t>
+      </w:r>
+    </w:p>
+    <w:p>
+      <w:pPr>
+        <w:rPr>
+          <w:rFonts w:hint="eastAsia"/>
+        </w:rPr>
+      </w:pPr>
+      <w:r>
+        <w:rPr>
+          <w:rFonts w:hint="eastAsia"/>
+        </w:rPr>
+        <w:t>RechargeBonus遍历状态加总。</w:t>
+      </w:r>
+      <w:r>
+        <w:rPr>
+          <w:rFonts w:hint="eastAsia"/>
+        </w:rPr>
+        <w:t>元素充能效率</w:t>
+      </w:r>
+      <w:r>
+        <w:rPr>
+          <w:rFonts w:hint="eastAsia"/>
+        </w:rPr>
+        <w:t>无乘算加成。</w:t>
+      </w:r>
+    </w:p>
+    <w:p>
+      <w:pPr>
+        <w:rPr>
+          <w:rFonts w:hint="eastAsia"/>
+        </w:rPr>
+      </w:pPr>
     </w:p>
     <w:p>
       <w:pPr>
@@ -2370,65 +3316,7 @@
         <w:rPr>
           <w:rFonts w:hint="eastAsia"/>
         </w:rPr>
-        <w:t xml:space="preserve">1.14 </w:t>
-      </w:r>
-      <w:r>
-        <w:rPr>
-          <w:rFonts w:hint="eastAsia"/>
-        </w:rPr>
-        <w:t>敌人攻击力计算</w:t>
-      </w:r>
-    </w:p>
-    <w:p>
-      <w:pPr>
-        <w:rPr>
-          <w:rFonts w:hint="eastAsia"/>
-        </w:rPr>
-      </w:pPr>
-      <w:r>
-        <w:rPr>
-          <w:rFonts w:hint="eastAsia"/>
-        </w:rPr>
-        <w:t>TotalATK = BaseATK × ATK_coeff × (1 + ATKBonus)</w:t>
-      </w:r>
-    </w:p>
-    <w:p>
-      <w:pPr>
-        <w:rPr>
-          <w:rFonts w:hint="eastAsia"/>
-        </w:rPr>
-      </w:pPr>
-      <w:r>
-        <w:rPr>
-          <w:rFonts w:hint="eastAsia"/>
-        </w:rPr>
-        <w:t>- BaseATK：查表 Base_ATK 成长曲线（由 Enemy_Main.ATK_Curve 决定曲线编号），根据敌人等级取对应值。</w:t>
-      </w:r>
-    </w:p>
-    <w:p>
-      <w:pPr>
-        <w:rPr>
-          <w:rFonts w:hint="eastAsia"/>
-        </w:rPr>
-      </w:pPr>
-      <w:r>
-        <w:rPr>
-          <w:rFonts w:hint="eastAsia"/>
-        </w:rPr>
-        <w:t>- ATK_coeff：Enemy_Main 表配置。</w:t>
-      </w:r>
-    </w:p>
-    <w:p>
-      <w:pPr>
-        <w:rPr>
-          <w:rFonts w:hint="eastAsia"/>
-        </w:rPr>
-      </w:pPr>
-      <w:r>
-        <w:rPr>
-          <w:rFonts w:hint="eastAsia"/>
-        </w:rPr>
-        <w:t>- ATKBonus：遍历状态加总。分类名 ATKBonus。</w:t>
+        <w:t>二、变量统计</w:t>
       </w:r>
     </w:p>
     <w:p>
@@ -2449,65 +3337,370 @@
         <w:rPr>
           <w:rFonts w:hint="eastAsia"/>
         </w:rPr>
-        <w:t xml:space="preserve">1.15 </w:t>
-      </w:r>
-      <w:r>
-        <w:rPr>
-          <w:rFonts w:hint="eastAsia"/>
-        </w:rPr>
-        <w:t>敌人生命值计算</w:t>
-      </w:r>
-    </w:p>
-    <w:p>
-      <w:pPr>
-        <w:rPr>
-          <w:rFonts w:hint="eastAsia"/>
-        </w:rPr>
-      </w:pPr>
-      <w:r>
-        <w:rPr>
-          <w:rFonts w:hint="eastAsia"/>
-        </w:rPr>
-        <w:t>TotalHP = BaseHP × HP_coeff × (1 + HPBonus)</w:t>
-      </w:r>
-    </w:p>
-    <w:p>
-      <w:pPr>
-        <w:rPr>
-          <w:rFonts w:hint="eastAsia"/>
-        </w:rPr>
-      </w:pPr>
-      <w:r>
-        <w:rPr>
-          <w:rFonts w:hint="eastAsia"/>
-        </w:rPr>
-        <w:t>- BaseHP：查表 Base_HP 成长曲线，根据敌人等级取对应值。</w:t>
-      </w:r>
-    </w:p>
-    <w:p>
-      <w:pPr>
-        <w:rPr>
-          <w:rFonts w:hint="eastAsia"/>
-        </w:rPr>
-      </w:pPr>
-      <w:r>
-        <w:rPr>
-          <w:rFonts w:hint="eastAsia"/>
-        </w:rPr>
-        <w:t>- HP_coeff：Enemy_Main 表配置。</w:t>
-      </w:r>
-    </w:p>
-    <w:p>
-      <w:pPr>
-        <w:rPr>
-          <w:rFonts w:hint="eastAsia"/>
-        </w:rPr>
-      </w:pPr>
-      <w:r>
-        <w:rPr>
-          <w:rFonts w:hint="eastAsia"/>
-        </w:rPr>
-        <w:t>- HPBonus：遍历状态加总。分类名 HPBonus。</w:t>
+        <w:t>基础属性类</w:t>
+      </w:r>
+    </w:p>
+    <w:p>
+      <w:pPr>
+        <w:rPr>
+          <w:rFonts w:hint="eastAsia"/>
+        </w:rPr>
+      </w:pPr>
+      <w:r>
+        <w:rPr>
+          <w:rFonts w:hint="eastAsia"/>
+        </w:rPr>
+        <w:t>Character</w:t>
+      </w:r>
+      <w:r>
+        <w:rPr>
+          <w:rFonts w:hint="eastAsia"/>
+        </w:rPr>
+        <w:t>BaseATK：角色基础攻击力，配置表固定值</w:t>
+      </w:r>
+    </w:p>
+    <w:p>
+      <w:pPr>
+        <w:rPr>
+          <w:rFonts w:hint="eastAsia"/>
+        </w:rPr>
+      </w:pPr>
+      <w:r>
+        <w:rPr>
+          <w:rFonts w:hint="eastAsia"/>
+        </w:rPr>
+        <w:t>WeaponATK：武器基础攻击力，配置表固定值</w:t>
+      </w:r>
+    </w:p>
+    <w:p>
+      <w:pPr>
+        <w:rPr>
+          <w:rFonts w:hint="eastAsia"/>
+        </w:rPr>
+      </w:pPr>
+      <w:r>
+        <w:rPr>
+          <w:rFonts w:hint="eastAsia"/>
+        </w:rPr>
+        <w:t>ExtraBaseATK：技能加成基础攻击力，遍历状态加总。分类名 ExtraBaseATK</w:t>
+      </w:r>
+    </w:p>
+    <w:p>
+      <w:pPr>
+        <w:rPr>
+          <w:rFonts w:hint="eastAsia"/>
+        </w:rPr>
+      </w:pPr>
+      <w:r>
+        <w:rPr>
+          <w:rFonts w:hint="eastAsia"/>
+        </w:rPr>
+        <w:t>ATKBonus：百分比攻击力总和，遍历状态加总。分类名 ATKBonus</w:t>
+      </w:r>
+    </w:p>
+    <w:p>
+      <w:pPr>
+        <w:rPr>
+          <w:rFonts w:hint="eastAsia"/>
+        </w:rPr>
+      </w:pPr>
+      <w:r>
+        <w:rPr>
+          <w:rFonts w:hint="eastAsia"/>
+        </w:rPr>
+        <w:t>ATKBonusFlat：固定攻击力总和，遍历状态加总。分类名 ATKBonusFlat</w:t>
+      </w:r>
+    </w:p>
+    <w:p>
+      <w:pPr>
+        <w:rPr>
+          <w:rFonts w:hint="eastAsia"/>
+        </w:rPr>
+      </w:pPr>
+      <w:r>
+        <w:rPr>
+          <w:rFonts w:hint="eastAsia"/>
+        </w:rPr>
+        <w:t>TotalATK：最终攻击力</w:t>
+      </w:r>
+    </w:p>
+    <w:p>
+      <w:pPr>
+        <w:rPr>
+          <w:rFonts w:hint="eastAsia"/>
+        </w:rPr>
+      </w:pPr>
+      <w:r>
+        <w:rPr>
+          <w:rFonts w:hint="eastAsia"/>
+        </w:rPr>
+        <w:t>BaseHP：角色基础生命值，配置表固定值</w:t>
+      </w:r>
+    </w:p>
+    <w:p>
+      <w:pPr>
+        <w:rPr>
+          <w:rFonts w:hint="eastAsia"/>
+        </w:rPr>
+      </w:pPr>
+      <w:r>
+        <w:rPr>
+          <w:rFonts w:hint="eastAsia"/>
+        </w:rPr>
+        <w:t>WeaponHP：武器基础生命值，配置表固定值（如有）</w:t>
+      </w:r>
+    </w:p>
+    <w:p>
+      <w:pPr>
+        <w:rPr>
+          <w:rFonts w:hint="eastAsia"/>
+        </w:rPr>
+      </w:pPr>
+      <w:r>
+        <w:rPr>
+          <w:rFonts w:hint="eastAsia"/>
+        </w:rPr>
+        <w:t>ExtraBaseHP：技能加成基础生命值，遍历状态加总。分类名 ExtraBaseHP</w:t>
+      </w:r>
+    </w:p>
+    <w:p>
+      <w:pPr>
+        <w:rPr>
+          <w:rFonts w:hint="eastAsia"/>
+        </w:rPr>
+      </w:pPr>
+      <w:r>
+        <w:rPr>
+          <w:rFonts w:hint="eastAsia"/>
+        </w:rPr>
+        <w:t>HPBonus：百分比生命值总和，遍历状态加总。分类名 HPBonus</w:t>
+      </w:r>
+    </w:p>
+    <w:p>
+      <w:pPr>
+        <w:rPr>
+          <w:rFonts w:hint="eastAsia"/>
+        </w:rPr>
+      </w:pPr>
+      <w:r>
+        <w:rPr>
+          <w:rFonts w:hint="eastAsia"/>
+        </w:rPr>
+        <w:t>HPBonusFlat：固定生命值总和，遍历状态加总。分类名 HPBonusFlat</w:t>
+      </w:r>
+    </w:p>
+    <w:p>
+      <w:pPr>
+        <w:rPr>
+          <w:rFonts w:hint="eastAsia"/>
+        </w:rPr>
+      </w:pPr>
+      <w:r>
+        <w:rPr>
+          <w:rFonts w:hint="eastAsia"/>
+        </w:rPr>
+        <w:t>TotalHP：最终生命值</w:t>
+      </w:r>
+    </w:p>
+    <w:p>
+      <w:pPr>
+        <w:rPr>
+          <w:rFonts w:hint="eastAsia"/>
+        </w:rPr>
+      </w:pPr>
+      <w:r>
+        <w:rPr>
+          <w:rFonts w:hint="eastAsia"/>
+        </w:rPr>
+        <w:t>BaseDEF：角色基础防御力，配置表固定值</w:t>
+      </w:r>
+    </w:p>
+    <w:p>
+      <w:pPr>
+        <w:rPr>
+          <w:rFonts w:hint="eastAsia"/>
+        </w:rPr>
+      </w:pPr>
+      <w:r>
+        <w:rPr>
+          <w:rFonts w:hint="eastAsia"/>
+        </w:rPr>
+        <w:t>WeaponDEF：武器基础防御力，配置表固定值</w:t>
+      </w:r>
+    </w:p>
+    <w:p>
+      <w:pPr>
+        <w:rPr>
+          <w:rFonts w:hint="eastAsia"/>
+        </w:rPr>
+      </w:pPr>
+      <w:r>
+        <w:rPr>
+          <w:rFonts w:hint="eastAsia"/>
+        </w:rPr>
+        <w:t>ExtraBaseDEF：技能加成基础防御力，遍历状态加总。分类名 ExtraBaseDEF</w:t>
+      </w:r>
+    </w:p>
+    <w:p>
+      <w:pPr>
+        <w:rPr>
+          <w:rFonts w:hint="eastAsia"/>
+        </w:rPr>
+      </w:pPr>
+      <w:r>
+        <w:rPr>
+          <w:rFonts w:hint="eastAsia"/>
+        </w:rPr>
+        <w:t>DEFBonus：百分比防御力总和，遍历状态加总。分类名 DEFBonus</w:t>
+      </w:r>
+    </w:p>
+    <w:p>
+      <w:pPr>
+        <w:rPr>
+          <w:rFonts w:hint="eastAsia"/>
+        </w:rPr>
+      </w:pPr>
+      <w:r>
+        <w:rPr>
+          <w:rFonts w:hint="eastAsia"/>
+        </w:rPr>
+        <w:t>DEFBonusFlat：固定防御力总和，遍历状态加总。分类名 DEFBonusFlat</w:t>
+      </w:r>
+    </w:p>
+    <w:p>
+      <w:pPr>
+        <w:rPr>
+          <w:rFonts w:hint="eastAsia"/>
+        </w:rPr>
+      </w:pPr>
+      <w:r>
+        <w:rPr>
+          <w:rFonts w:hint="eastAsia"/>
+        </w:rPr>
+        <w:t>TotalDEF：最终防御力</w:t>
+      </w:r>
+    </w:p>
+    <w:p>
+      <w:pPr>
+        <w:rPr>
+          <w:rFonts w:hint="eastAsia"/>
+        </w:rPr>
+      </w:pPr>
+      <w:r>
+        <w:rPr>
+          <w:rFonts w:hint="eastAsia"/>
+        </w:rPr>
+        <w:t>BaseEM：角色基础元素精通，配置表固定值</w:t>
+      </w:r>
+    </w:p>
+    <w:p>
+      <w:pPr>
+        <w:rPr>
+          <w:rFonts w:hint="eastAsia"/>
+        </w:rPr>
+      </w:pPr>
+      <w:r>
+        <w:rPr>
+          <w:rFonts w:hint="eastAsia"/>
+        </w:rPr>
+        <w:t>WeaponEM：武器元素精通，配置表固定值</w:t>
+      </w:r>
+    </w:p>
+    <w:p>
+      <w:pPr>
+        <w:rPr>
+          <w:rFonts w:hint="eastAsia"/>
+        </w:rPr>
+      </w:pPr>
+      <w:r>
+        <w:rPr>
+          <w:rFonts w:hint="eastAsia"/>
+        </w:rPr>
+        <w:t>EMBonus：技能/状态加成元素精通，遍历状态加总。分类名 EMBonus</w:t>
+      </w:r>
+    </w:p>
+    <w:p>
+      <w:pPr>
+        <w:rPr>
+          <w:rFonts w:hint="eastAsia"/>
+        </w:rPr>
+      </w:pPr>
+      <w:r>
+        <w:rPr>
+          <w:rFonts w:hint="eastAsia"/>
+        </w:rPr>
+        <w:t>Total</w:t>
+      </w:r>
+      <w:r>
+        <w:rPr>
+          <w:rFonts w:hint="eastAsia"/>
+        </w:rPr>
+        <w:t>EM：最终元素精通。元素精通没有百分比加成，公式为直接相加</w:t>
+      </w:r>
+    </w:p>
+    <w:p>
+      <w:pPr>
+        <w:rPr>
+          <w:rFonts w:hint="eastAsia"/>
+        </w:rPr>
+      </w:pPr>
+      <w:r>
+        <w:rPr>
+          <w:rFonts w:hint="eastAsia"/>
+        </w:rPr>
+        <w:t>TotalRechargeRate：最终元素充能效率 = EnergyRechargeRate + RechargeBonus</w:t>
+      </w:r>
+    </w:p>
+    <w:p>
+      <w:pPr>
+        <w:rPr>
+          <w:rFonts w:hint="eastAsia"/>
+        </w:rPr>
+      </w:pPr>
+      <w:r>
+        <w:rPr>
+          <w:rFonts w:hint="eastAsia"/>
+        </w:rPr>
+        <w:t>EnergyRechargeRate：角色充能效率 = BaseRechargeRate + AscensionRechargeRate</w:t>
+      </w:r>
+    </w:p>
+    <w:p>
+      <w:pPr>
+        <w:rPr>
+          <w:rFonts w:hint="eastAsia"/>
+        </w:rPr>
+      </w:pPr>
+      <w:r>
+        <w:rPr>
+          <w:rFonts w:hint="eastAsia"/>
+        </w:rPr>
+        <w:t>BaseRechargeRate：基础充能效率，固定为1，可见于角色的Attributes表</w:t>
+      </w:r>
+    </w:p>
+    <w:p>
+      <w:pPr>
+        <w:rPr>
+          <w:rFonts w:hint="eastAsia"/>
+        </w:rPr>
+      </w:pPr>
+      <w:r>
+        <w:rPr>
+          <w:rFonts w:hint="eastAsia"/>
+        </w:rPr>
+        <w:t>AscensionRechargeRate：突破获得的充能效率</w:t>
+      </w:r>
+    </w:p>
+    <w:p>
+      <w:pPr>
+        <w:rPr>
+          <w:rFonts w:hint="eastAsia"/>
+        </w:rPr>
+      </w:pPr>
+      <w:r>
+        <w:rPr>
+          <w:rFonts w:hint="eastAsia"/>
+        </w:rPr>
+        <w:t>RechargeBonus：充能效率加成，遍历状态加总。分类名 RechargeBonus。</w:t>
       </w:r>
     </w:p>
     <w:p>
@@ -2528,91 +3721,72 @@
         <w:rPr>
           <w:rFonts w:hint="eastAsia"/>
         </w:rPr>
-        <w:t xml:space="preserve">1.16 </w:t>
-      </w:r>
-      <w:r>
-        <w:rPr>
-          <w:rFonts w:hint="eastAsia"/>
-        </w:rPr>
-        <w:t>敌人非反应最终伤害</w:t>
-      </w:r>
-    </w:p>
-    <w:p>
-      <w:pPr>
-        <w:rPr>
-          <w:rFonts w:hint="eastAsia"/>
-        </w:rPr>
-      </w:pPr>
-      <w:r>
-        <w:rPr>
-          <w:rFonts w:hint="eastAsia"/>
-        </w:rPr>
-        <w:t>TotalDMG = TotalATK × SkillMultiplier × (1 + DMGBonus) × DEFRes × Res</w:t>
-      </w:r>
-    </w:p>
-    <w:p>
-      <w:pPr>
-        <w:rPr>
-          <w:rFonts w:hint="eastAsia"/>
-        </w:rPr>
-      </w:pPr>
-      <w:r>
-        <w:rPr>
-          <w:rFonts w:hint="eastAsia"/>
-        </w:rPr>
-        <w:t>- TotalATK 见 1.14。</w:t>
-      </w:r>
-    </w:p>
-    <w:p>
-      <w:pPr>
-        <w:rPr>
-          <w:rFonts w:hint="eastAsia"/>
-        </w:rPr>
-      </w:pPr>
-      <w:r>
-        <w:rPr>
-          <w:rFonts w:hint="eastAsia"/>
-        </w:rPr>
-        <w:t>- SkillMultiplier 为 EnemySkill表配置的 Hits 倍率值。</w:t>
-      </w:r>
-    </w:p>
-    <w:p>
-      <w:pPr>
-        <w:rPr>
-          <w:rFonts w:hint="eastAsia"/>
-        </w:rPr>
-      </w:pPr>
-      <w:r>
-        <w:rPr>
-          <w:rFonts w:hint="eastAsia"/>
-        </w:rPr>
-        <w:t>- DMGBonus 遍历状态加总。分类名 DMGBonus。</w:t>
-      </w:r>
-    </w:p>
-    <w:p>
-      <w:pPr>
-        <w:rPr>
-          <w:rFonts w:hint="eastAsia"/>
-        </w:rPr>
-      </w:pPr>
-      <w:r>
-        <w:rPr>
-          <w:rFonts w:hint="eastAsia"/>
-        </w:rPr>
-        <w:t>- DEFRes：敌人打角色时使用 1.12 对角色防御承伤公式（角色自身 TotalDEF 参与计算）。</w:t>
-      </w:r>
-    </w:p>
-    <w:p>
-      <w:pPr>
-        <w:rPr>
-          <w:rFonts w:hint="eastAsia"/>
-        </w:rPr>
-      </w:pPr>
-      <w:r>
-        <w:rPr>
-          <w:rFonts w:hint="eastAsia"/>
-        </w:rPr>
-        <w:t>- Res 见 1.13 抗性承伤公式（与角色一致）。</w:t>
+        <w:t>技能基础伤害类</w:t>
+      </w:r>
+    </w:p>
+    <w:p>
+      <w:pPr>
+        <w:rPr>
+          <w:rFonts w:hint="eastAsia"/>
+        </w:rPr>
+      </w:pPr>
+      <w:r>
+        <w:rPr>
+          <w:rFonts w:hint="eastAsia"/>
+        </w:rPr>
+        <w:t>Attributes：对应技能属性，取 TotalATK/TotalHP/TotalDEF/EM 之一，由技能配置决定</w:t>
+      </w:r>
+    </w:p>
+    <w:p>
+      <w:pPr>
+        <w:rPr>
+          <w:rFonts w:hint="eastAsia"/>
+        </w:rPr>
+      </w:pPr>
+      <w:r>
+        <w:rPr>
+          <w:rFonts w:hint="eastAsia"/>
+        </w:rPr>
+        <w:t>SkillMultiplier：技能倍率，配置表固定值</w:t>
+      </w:r>
+    </w:p>
+    <w:p>
+      <w:pPr>
+        <w:rPr>
+          <w:rFonts w:hint="eastAsia"/>
+        </w:rPr>
+      </w:pPr>
+      <w:r>
+        <w:rPr>
+          <w:rFonts w:hint="eastAsia"/>
+        </w:rPr>
+        <w:t>SkillBaseDMG：技能倍率伤害 = Attributes × SkillMultiplier</w:t>
+      </w:r>
+    </w:p>
+    <w:p>
+      <w:pPr>
+        <w:rPr>
+          <w:rFonts w:hint="eastAsia"/>
+        </w:rPr>
+      </w:pPr>
+      <w:r>
+        <w:rPr>
+          <w:rFonts w:hint="eastAsia"/>
+        </w:rPr>
+        <w:t>BaseDMGBonusFlat：技能加成基础伤害，遍历状态加总。分类名 BaseDMGBonusFlat。如申鹤冰翎、云堇飞云旗阵</w:t>
+      </w:r>
+    </w:p>
+    <w:p>
+      <w:pPr>
+        <w:rPr>
+          <w:rFonts w:hint="eastAsia"/>
+        </w:rPr>
+      </w:pPr>
+      <w:r>
+        <w:rPr>
+          <w:rFonts w:hint="eastAsia"/>
+        </w:rPr>
+        <w:t>BaseDMG：基础伤害 = SkillBaseDMG + BaseDMGBonusFlat</w:t>
       </w:r>
     </w:p>
     <w:p>
@@ -2633,64 +3807,98 @@
         <w:rPr>
           <w:rFonts w:hint="eastAsia"/>
         </w:rPr>
-        <w:t xml:space="preserve">1.17 </w:t>
-      </w:r>
-      <w:r>
-        <w:rPr>
-          <w:rFonts w:hint="eastAsia"/>
-        </w:rPr>
-        <w:t>敌人增幅反应伤害（蒸发</w:t>
-      </w:r>
-      <w:r>
-        <w:rPr>
-          <w:rFonts w:hint="eastAsia"/>
-        </w:rPr>
-        <w:t>/</w:t>
-      </w:r>
-      <w:r>
-        <w:rPr>
-          <w:rFonts w:hint="eastAsia"/>
-        </w:rPr>
-        <w:t>融化）</w:t>
-      </w:r>
-    </w:p>
-    <w:p>
-      <w:pPr>
-        <w:rPr>
-          <w:rFonts w:hint="eastAsia"/>
-        </w:rPr>
-      </w:pPr>
-      <w:r>
-        <w:rPr>
-          <w:rFonts w:hint="eastAsia"/>
-        </w:rPr>
-        <w:t>TotalReactionDMG = TotalDMG × ReactionMultiplier</w:t>
-      </w:r>
-    </w:p>
-    <w:p>
-      <w:pPr>
-        <w:rPr>
-          <w:rFonts w:hint="eastAsia"/>
-        </w:rPr>
-      </w:pPr>
-      <w:r>
-        <w:rPr>
-          <w:rFonts w:hint="eastAsia"/>
-        </w:rPr>
-        <w:t>- TotalDMG 为 1.16 非反应最终伤害。</w:t>
-      </w:r>
-    </w:p>
-    <w:p>
-      <w:pPr>
-        <w:rPr>
-          <w:rFonts w:hint="eastAsia"/>
-        </w:rPr>
-      </w:pPr>
-      <w:r>
-        <w:rPr>
-          <w:rFonts w:hint="eastAsia"/>
-        </w:rPr>
-        <w:t>- ReactionMultiplier 查表：蒸发水打火=2.0、火打水=1.5；融化火打冰=2.0、冰打火=1.5。</w:t>
+        <w:t>伤害乘区类</w:t>
+      </w:r>
+    </w:p>
+    <w:p>
+      <w:pPr>
+        <w:rPr>
+          <w:rFonts w:hint="eastAsia"/>
+        </w:rPr>
+      </w:pPr>
+      <w:r>
+        <w:rPr>
+          <w:rFonts w:hint="eastAsia"/>
+        </w:rPr>
+        <w:t>CritRate：暴击率，遍历状态加总。分类名 CritRate</w:t>
+      </w:r>
+    </w:p>
+    <w:p>
+      <w:pPr>
+        <w:rPr>
+          <w:rFonts w:hint="eastAsia"/>
+        </w:rPr>
+      </w:pPr>
+      <w:r>
+        <w:rPr>
+          <w:rFonts w:hint="eastAsia"/>
+        </w:rPr>
+        <w:t>CritDMG：暴击伤害，遍历状态加总。分类名 CritDMG</w:t>
+      </w:r>
+    </w:p>
+    <w:p>
+      <w:pPr>
+        <w:rPr>
+          <w:rFonts w:hint="eastAsia"/>
+        </w:rPr>
+      </w:pPr>
+      <w:r>
+        <w:rPr>
+          <w:rFonts w:hint="eastAsia"/>
+        </w:rPr>
+        <w:t>DMGBonus：增伤区总和，遍历状态加总。分类名 DMGBonus。含物理/元素伤害加成、普攻/重击/战技/爆发增伤、全伤增伤等</w:t>
+      </w:r>
+    </w:p>
+    <w:p>
+      <w:pPr>
+        <w:rPr>
+          <w:rFonts w:hint="eastAsia"/>
+        </w:rPr>
+      </w:pPr>
+      <w:r>
+        <w:rPr>
+          <w:rFonts w:hint="eastAsia"/>
+        </w:rPr>
+        <w:t>DEFReduction：减防百分比，遍历状态加总。分类名 DEFReduction。填表时不用负号</w:t>
+      </w:r>
+    </w:p>
+    <w:p>
+      <w:pPr>
+        <w:rPr>
+          <w:rFonts w:hint="eastAsia"/>
+        </w:rPr>
+      </w:pPr>
+      <w:r>
+        <w:rPr>
+          <w:rFonts w:hint="eastAsia"/>
+        </w:rPr>
+        <w:t>DEFIgnored：无视防御百分比，遍历状态加总。分类名 DEFIgnored</w:t>
+      </w:r>
+    </w:p>
+    <w:p>
+      <w:pPr>
+        <w:rPr>
+          <w:rFonts w:hint="eastAsia"/>
+        </w:rPr>
+      </w:pPr>
+      <w:r>
+        <w:rPr>
+          <w:rFonts w:hint="eastAsia"/>
+        </w:rPr>
+        <w:t>ResBonus：百分比抗性加成，遍历状态加总。分类名 ResBonus。可为负数</w:t>
+      </w:r>
+    </w:p>
+    <w:p>
+      <w:pPr>
+        <w:rPr>
+          <w:rFonts w:hint="eastAsia"/>
+        </w:rPr>
+      </w:pPr>
+      <w:r>
+        <w:rPr>
+          <w:rFonts w:hint="eastAsia"/>
+        </w:rPr>
+        <w:t>Elevation：擢升区系数，遍历状态加总。分类名 Elevation。</w:t>
       </w:r>
     </w:p>
     <w:p>
@@ -2711,1163 +3919,6 @@
         <w:rPr>
           <w:rFonts w:hint="eastAsia"/>
         </w:rPr>
-        <w:t xml:space="preserve">1.18 </w:t>
-      </w:r>
-      <w:r>
-        <w:rPr>
-          <w:rFonts w:hint="eastAsia"/>
-        </w:rPr>
-        <w:t>敌人剧变反应伤害</w:t>
-      </w:r>
-    </w:p>
-    <w:p>
-      <w:pPr>
-        <w:rPr>
-          <w:rFonts w:hint="eastAsia"/>
-        </w:rPr>
-      </w:pPr>
-      <w:r>
-        <w:rPr>
-          <w:rFonts w:hint="eastAsia"/>
-        </w:rPr>
-        <w:t>TotalReactionDMG = LevelCoeff × ReactionMultiplier × (1 + DMGBonus) × Res</w:t>
-      </w:r>
-    </w:p>
-    <w:p>
-      <w:pPr>
-        <w:rPr>
-          <w:rFonts w:hint="eastAsia"/>
-        </w:rPr>
-      </w:pPr>
-      <w:r>
-        <w:rPr>
-          <w:rFonts w:hint="eastAsia"/>
-        </w:rPr>
-        <w:t>- LevelCoeff 查表 ReactionLevelCoefficient，根据敌人等级取值。</w:t>
-      </w:r>
-    </w:p>
-    <w:p>
-      <w:pPr>
-        <w:rPr>
-          <w:rFonts w:hint="eastAsia"/>
-        </w:rPr>
-      </w:pPr>
-      <w:r>
-        <w:rPr>
-          <w:rFonts w:hint="eastAsia"/>
-        </w:rPr>
-        <w:t>- ReactionMultiplier 查表：燃烧=2.0，超导=1，扩散=1.2，碎冰=3，超载=4，感电=9.6，原绽放=2，超绽放=3，烈绽放=4。</w:t>
-      </w:r>
-    </w:p>
-    <w:p>
-      <w:pPr>
-        <w:rPr>
-          <w:rFonts w:hint="eastAsia"/>
-        </w:rPr>
-      </w:pPr>
-      <w:r>
-        <w:rPr>
-          <w:rFonts w:hint="eastAsia"/>
-        </w:rPr>
-        <w:t>- DMGBonus 遍历状态加总。分类名 DMGBonus。</w:t>
-      </w:r>
-    </w:p>
-    <w:p>
-      <w:pPr>
-        <w:rPr>
-          <w:rFonts w:hint="eastAsia"/>
-        </w:rPr>
-      </w:pPr>
-      <w:r>
-        <w:rPr>
-          <w:rFonts w:hint="eastAsia"/>
-        </w:rPr>
-        <w:t>- Res 见 1.13 抗性承伤公式（与角色一致）。</w:t>
-      </w:r>
-    </w:p>
-    <w:p>
-      <w:pPr>
-        <w:rPr>
-          <w:rFonts w:hint="eastAsia"/>
-        </w:rPr>
-      </w:pPr>
-      <w:r>
-        <w:rPr>
-          <w:rFonts w:hint="eastAsia"/>
-        </w:rPr>
-        <w:t>- 含超载、超导、感电、燃烧、绽放、超绽放、烈绽放、扩散、碎冰。</w:t>
-      </w:r>
-    </w:p>
-    <w:p>
-      <w:pPr>
-        <w:rPr>
-          <w:rFonts w:hint="eastAsia"/>
-        </w:rPr>
-      </w:pPr>
-    </w:p>
-    <w:p>
-      <w:pPr>
-        <w:pStyle w:val="1"/>
-        <w:rPr>
-          <w:rFonts w:hint="eastAsia"/>
-        </w:rPr>
-      </w:pPr>
-      <w:r>
-        <w:rPr>
-          <w:rFonts w:hint="eastAsia"/>
-        </w:rPr>
-        <w:t xml:space="preserve">1.19 </w:t>
-      </w:r>
-      <w:r>
-        <w:rPr>
-          <w:rFonts w:hint="eastAsia"/>
-        </w:rPr>
-        <w:t>护盾量削减计算</w:t>
-      </w:r>
-    </w:p>
-    <w:p>
-      <w:pPr>
-        <w:rPr>
-          <w:rFonts w:hint="eastAsia"/>
-        </w:rPr>
-      </w:pPr>
-      <w:r>
-        <w:rPr>
-          <w:rFonts w:hint="eastAsia"/>
-        </w:rPr>
-        <w:t>Total</w:t>
-      </w:r>
-      <w:r>
-        <w:rPr>
-          <w:rFonts w:hint="eastAsia"/>
-        </w:rPr>
-        <w:t>BlockDamage</w:t>
-      </w:r>
-      <w:r>
-        <w:rPr>
-          <w:rFonts w:hint="eastAsia"/>
-        </w:rPr>
-        <w:t xml:space="preserve"> </w:t>
-      </w:r>
-      <w:r>
-        <w:rPr>
-          <w:rFonts w:hint="eastAsia"/>
-        </w:rPr>
-        <w:t>=</w:t>
-      </w:r>
-      <w:r>
-        <w:rPr>
-          <w:rFonts w:hint="eastAsia"/>
-        </w:rPr>
-        <w:t xml:space="preserve"> </w:t>
-      </w:r>
-      <w:r>
-        <w:rPr>
-          <w:rFonts w:hint="eastAsia"/>
-        </w:rPr>
-        <w:t>FinalDamage / (AbsorptionMultiplier * (1 + ShieldStrength))</w:t>
-      </w:r>
-    </w:p>
-    <w:p>
-      <w:pPr>
-        <w:rPr>
-          <w:rFonts w:hint="eastAsia"/>
-        </w:rPr>
-      </w:pPr>
-      <w:r>
-        <w:rPr>
-          <w:rFonts w:hint="eastAsia"/>
-        </w:rPr>
-        <w:t>FinalDamage为经过上述伤害公式计算后的最终伤害值</w:t>
-      </w:r>
-    </w:p>
-    <w:p>
-      <w:pPr>
-        <w:rPr>
-          <w:rFonts w:hint="eastAsia"/>
-        </w:rPr>
-      </w:pPr>
-      <w:r>
-        <w:rPr>
-          <w:rFonts w:hint="eastAsia"/>
-        </w:rPr>
-        <w:t>AbsorptionMultiplier为吸收系数，查表决定。</w:t>
-      </w:r>
-    </w:p>
-    <w:p>
-      <w:pPr>
-        <w:rPr>
-          <w:rFonts w:hint="eastAsia"/>
-        </w:rPr>
-      </w:pPr>
-      <w:r>
-        <w:rPr>
-          <w:rFonts w:hint="eastAsia"/>
-        </w:rPr>
-        <w:t>ShieldStrength</w:t>
-      </w:r>
-      <w:r>
-        <w:rPr>
-          <w:rFonts w:hint="eastAsia"/>
-        </w:rPr>
-        <w:t>为护盾强效，遍历受击角色所有相关加成后加总</w:t>
-      </w:r>
-    </w:p>
-    <w:p>
-      <w:pPr>
-        <w:rPr>
-          <w:rFonts w:hint="eastAsia"/>
-        </w:rPr>
-      </w:pPr>
-      <w:r>
-        <w:rPr>
-          <w:rFonts w:hint="eastAsia"/>
-        </w:rPr>
-        <w:t>若计算后实际伤害溢出，则应根据当前护盾量反推可抵消的伤害值，对最终伤害减去此值后，根据计算所得差值扣除角色血量</w:t>
-      </w:r>
-    </w:p>
-    <w:p>
-      <w:pPr>
-        <w:rPr>
-          <w:rFonts w:hint="eastAsia"/>
-        </w:rPr>
-      </w:pPr>
-    </w:p>
-    <w:p>
-      <w:pPr>
-        <w:pStyle w:val="1"/>
-        <w:rPr>
-          <w:rFonts w:hint="eastAsia"/>
-        </w:rPr>
-      </w:pPr>
-      <w:r>
-        <w:rPr>
-          <w:rFonts w:hint="eastAsia"/>
-        </w:rPr>
-        <w:t xml:space="preserve">1.20 </w:t>
-      </w:r>
-      <w:r>
-        <w:rPr>
-          <w:rFonts w:hint="eastAsia"/>
-        </w:rPr>
-        <w:t>实际治疗量计算</w:t>
-      </w:r>
-    </w:p>
-    <w:p>
-      <w:pPr>
-        <w:rPr>
-          <w:rFonts w:hint="eastAsia"/>
-        </w:rPr>
-      </w:pPr>
-      <w:r>
-        <w:rPr>
-          <w:rFonts w:hint="eastAsia"/>
-        </w:rPr>
-        <w:t>TotalHealHP</w:t>
-      </w:r>
-      <w:r>
-        <w:rPr>
-          <w:rFonts w:hint="eastAsia"/>
-        </w:rPr>
-        <w:t xml:space="preserve"> </w:t>
-      </w:r>
-      <w:r>
-        <w:rPr>
-          <w:rFonts w:hint="eastAsia"/>
-        </w:rPr>
-        <w:t>=</w:t>
-      </w:r>
-      <w:r>
-        <w:rPr>
-          <w:rFonts w:hint="eastAsia"/>
-        </w:rPr>
-        <w:t xml:space="preserve"> </w:t>
-      </w:r>
-      <w:r>
-        <w:rPr>
-          <w:rFonts w:hint="eastAsia"/>
-        </w:rPr>
-        <w:t>HealHP * (1 + HealBonus + BeHealedBonus)</w:t>
-      </w:r>
-    </w:p>
-    <w:p>
-      <w:pPr>
-        <w:rPr>
-          <w:rFonts w:hint="eastAsia"/>
-        </w:rPr>
-      </w:pPr>
-      <w:r>
-        <w:rPr>
-          <w:rFonts w:hint="eastAsia"/>
-        </w:rPr>
-        <w:t>HealHP为技能治疗量，读skilllevel或由Effect中param决定</w:t>
-      </w:r>
-    </w:p>
-    <w:p>
-      <w:pPr>
-        <w:rPr>
-          <w:rFonts w:hint="eastAsia"/>
-        </w:rPr>
-      </w:pPr>
-      <w:r>
-        <w:rPr>
-          <w:rFonts w:hint="eastAsia"/>
-        </w:rPr>
-        <w:t>HealBonus</w:t>
-      </w:r>
-      <w:r>
-        <w:rPr>
-          <w:rFonts w:hint="eastAsia"/>
-        </w:rPr>
-        <w:t>为治疗加成，需遍历进行治疗的角色或状态上相关加成后加总</w:t>
-      </w:r>
-    </w:p>
-    <w:p>
-      <w:pPr>
-        <w:rPr>
-          <w:rFonts w:hint="eastAsia"/>
-        </w:rPr>
-      </w:pPr>
-      <w:r>
-        <w:rPr>
-          <w:rFonts w:hint="eastAsia"/>
-        </w:rPr>
-        <w:t>BeHealedBonus为受治疗加成</w:t>
-      </w:r>
-      <w:r>
-        <w:rPr>
-          <w:rFonts w:hint="eastAsia"/>
-        </w:rPr>
-        <w:t>，遍历受治疗角色相关加成后加总</w:t>
-      </w:r>
-    </w:p>
-    <w:p>
-      <w:pPr>
-        <w:rPr>
-          <w:rFonts w:hint="eastAsia"/>
-        </w:rPr>
-      </w:pPr>
-    </w:p>
-    <w:p>
-      <w:pPr>
-        <w:pStyle w:val="1"/>
-        <w:rPr>
-          <w:rFonts w:hint="eastAsia"/>
-        </w:rPr>
-      </w:pPr>
-      <w:r>
-        <w:rPr>
-          <w:rFonts w:hint="eastAsia"/>
-        </w:rPr>
-        <w:t xml:space="preserve">1.21 </w:t>
-      </w:r>
-      <w:r>
-        <w:rPr>
-          <w:rFonts w:hint="eastAsia"/>
-        </w:rPr>
-        <w:t>实际充能量计算</w:t>
-      </w:r>
-    </w:p>
-    <w:p>
-      <w:pPr>
-        <w:rPr>
-          <w:rFonts w:hint="eastAsia"/>
-        </w:rPr>
-      </w:pPr>
-      <w:r>
-        <w:rPr>
-          <w:rFonts w:hint="eastAsia"/>
-        </w:rPr>
-        <w:t>TotalEnergy = GainedEnergy * OnstageStatus * ElementStatus * (</w:t>
-      </w:r>
-      <w:r>
-        <w:rPr>
-          <w:rFonts w:hint="eastAsia"/>
-        </w:rPr>
-        <w:t xml:space="preserve">EnergyRechargeRate </w:t>
-      </w:r>
-      <w:r>
-        <w:rPr>
-          <w:rFonts w:hint="eastAsia"/>
-        </w:rPr>
-        <w:t>+ RechargeBonus</w:t>
-      </w:r>
-      <w:r>
-        <w:rPr>
-          <w:rFonts w:hint="eastAsia"/>
-        </w:rPr>
-        <w:t>)</w:t>
-      </w:r>
-    </w:p>
-    <w:p>
-      <w:pPr>
-        <w:rPr>
-          <w:rFonts w:hint="eastAsia"/>
-        </w:rPr>
-      </w:pPr>
-      <w:r>
-        <w:rPr>
-          <w:rFonts w:hint="eastAsia"/>
-        </w:rPr>
-        <w:t>GainedEnergy：通过技能提供的能量，需在skill表里注明为based才走这个公式</w:t>
-      </w:r>
-    </w:p>
-    <w:p>
-      <w:pPr>
-        <w:rPr>
-          <w:rFonts w:hint="eastAsia"/>
-        </w:rPr>
-      </w:pPr>
-      <w:r>
-        <w:rPr>
-          <w:rFonts w:hint="eastAsia"/>
-        </w:rPr>
-        <w:t>OnstageStatus：是否为出战状态。出战时为1，未出战时，4人队伍时效率为0.6，三人队伍为0.7，两人队伍则为0.8。</w:t>
-      </w:r>
-    </w:p>
-    <w:p>
-      <w:pPr>
-        <w:rPr>
-          <w:rFonts w:hint="eastAsia"/>
-        </w:rPr>
-      </w:pPr>
-      <w:r>
-        <w:rPr>
-          <w:rFonts w:hint="eastAsia"/>
-        </w:rPr>
-        <w:t>ElementStatus：该角色元素类型是否与本次提供的元素能量相同。相同为1.5，不同则为0.5</w:t>
-      </w:r>
-    </w:p>
-    <w:p>
-      <w:pPr>
-        <w:rPr>
-          <w:rFonts w:hint="eastAsia"/>
-        </w:rPr>
-      </w:pPr>
-      <w:r>
-        <w:rPr>
-          <w:rFonts w:hint="eastAsia"/>
-        </w:rPr>
-        <w:t>TotalRechargeRate = EnergyRechargeRate + RechargeBonus</w:t>
-      </w:r>
-    </w:p>
-    <w:p>
-      <w:pPr>
-        <w:rPr>
-          <w:rFonts w:hint="eastAsia"/>
-        </w:rPr>
-      </w:pPr>
-      <w:r>
-        <w:rPr>
-          <w:rFonts w:hint="eastAsia"/>
-        </w:rPr>
-        <w:t xml:space="preserve">EnergyRechargeRate = </w:t>
-      </w:r>
-      <w:r>
-        <w:rPr>
-          <w:rFonts w:hint="eastAsia"/>
-        </w:rPr>
-        <w:t>BaseRechargeRate</w:t>
-      </w:r>
-      <w:r>
-        <w:rPr>
-          <w:rFonts w:hint="eastAsia"/>
-        </w:rPr>
-        <w:t xml:space="preserve"> + AscensionRechargeRate</w:t>
-      </w:r>
-    </w:p>
-    <w:p>
-      <w:pPr>
-        <w:rPr>
-          <w:rFonts w:hint="eastAsia"/>
-        </w:rPr>
-      </w:pPr>
-      <w:r>
-        <w:rPr>
-          <w:rFonts w:hint="eastAsia"/>
-        </w:rPr>
-        <w:t>意为角色最终元素充能效率=角色充能效率+充能效率加成</w:t>
-      </w:r>
-    </w:p>
-    <w:p>
-      <w:pPr>
-        <w:rPr>
-          <w:rFonts w:hint="eastAsia"/>
-        </w:rPr>
-      </w:pPr>
-      <w:r>
-        <w:rPr>
-          <w:rFonts w:hint="eastAsia"/>
-        </w:rPr>
-        <w:t>角色充能效率=基础充能效率+突破获得的充能效率</w:t>
-      </w:r>
-    </w:p>
-    <w:p>
-      <w:pPr>
-        <w:rPr>
-          <w:rFonts w:hint="eastAsia"/>
-        </w:rPr>
-      </w:pPr>
-      <w:r>
-        <w:rPr>
-          <w:rFonts w:hint="eastAsia"/>
-        </w:rPr>
-        <w:t>基础充能效率固定为1，可见于角色的Attributes表</w:t>
-      </w:r>
-    </w:p>
-    <w:p>
-      <w:pPr>
-        <w:rPr>
-          <w:rFonts w:hint="eastAsia"/>
-        </w:rPr>
-      </w:pPr>
-      <w:r>
-        <w:rPr>
-          <w:rFonts w:hint="eastAsia"/>
-        </w:rPr>
-        <w:t>RechargeBonus遍历状态加总。</w:t>
-      </w:r>
-      <w:r>
-        <w:rPr>
-          <w:rFonts w:hint="eastAsia"/>
-        </w:rPr>
-        <w:t>元素充能效率</w:t>
-      </w:r>
-      <w:r>
-        <w:rPr>
-          <w:rFonts w:hint="eastAsia"/>
-        </w:rPr>
-        <w:t>无乘算加成。</w:t>
-      </w:r>
-    </w:p>
-    <w:p>
-      <w:pPr>
-        <w:rPr>
-          <w:rFonts w:hint="eastAsia"/>
-        </w:rPr>
-      </w:pPr>
-    </w:p>
-    <w:p>
-      <w:pPr>
-        <w:rPr>
-          <w:rFonts w:hint="eastAsia"/>
-        </w:rPr>
-      </w:pPr>
-    </w:p>
-    <w:p>
-      <w:pPr>
-        <w:pStyle w:val="1"/>
-        <w:rPr>
-          <w:rFonts w:hint="eastAsia"/>
-        </w:rPr>
-      </w:pPr>
-      <w:r>
-        <w:rPr>
-          <w:rFonts w:hint="eastAsia"/>
-        </w:rPr>
-        <w:t>二、变量统计</w:t>
-      </w:r>
-    </w:p>
-    <w:p>
-      <w:pPr>
-        <w:rPr>
-          <w:rFonts w:hint="eastAsia"/>
-        </w:rPr>
-      </w:pPr>
-    </w:p>
-    <w:p>
-      <w:pPr>
-        <w:pStyle w:val="1"/>
-        <w:rPr>
-          <w:rFonts w:hint="eastAsia"/>
-        </w:rPr>
-      </w:pPr>
-      <w:r>
-        <w:rPr>
-          <w:rFonts w:hint="eastAsia"/>
-        </w:rPr>
-        <w:t>基础属性类</w:t>
-      </w:r>
-    </w:p>
-    <w:p>
-      <w:pPr>
-        <w:rPr>
-          <w:rFonts w:hint="eastAsia"/>
-        </w:rPr>
-      </w:pPr>
-      <w:r>
-        <w:rPr>
-          <w:rFonts w:hint="eastAsia"/>
-        </w:rPr>
-        <w:t>Character</w:t>
-      </w:r>
-      <w:r>
-        <w:rPr>
-          <w:rFonts w:hint="eastAsia"/>
-        </w:rPr>
-        <w:t>BaseATK：角色基础攻击力，配置表固定值</w:t>
-      </w:r>
-    </w:p>
-    <w:p>
-      <w:pPr>
-        <w:rPr>
-          <w:rFonts w:hint="eastAsia"/>
-        </w:rPr>
-      </w:pPr>
-      <w:r>
-        <w:rPr>
-          <w:rFonts w:hint="eastAsia"/>
-        </w:rPr>
-        <w:t>WeaponATK：武器基础攻击力，配置表固定值</w:t>
-      </w:r>
-    </w:p>
-    <w:p>
-      <w:pPr>
-        <w:rPr>
-          <w:rFonts w:hint="eastAsia"/>
-        </w:rPr>
-      </w:pPr>
-      <w:r>
-        <w:rPr>
-          <w:rFonts w:hint="eastAsia"/>
-        </w:rPr>
-        <w:t>ExtraBaseATK：技能加成基础攻击力，遍历状态加总。分类名 ExtraBaseATK</w:t>
-      </w:r>
-    </w:p>
-    <w:p>
-      <w:pPr>
-        <w:rPr>
-          <w:rFonts w:hint="eastAsia"/>
-        </w:rPr>
-      </w:pPr>
-      <w:r>
-        <w:rPr>
-          <w:rFonts w:hint="eastAsia"/>
-        </w:rPr>
-        <w:t>ATKBonus：百分比攻击力总和，遍历状态加总。分类名 ATKBonus</w:t>
-      </w:r>
-    </w:p>
-    <w:p>
-      <w:pPr>
-        <w:rPr>
-          <w:rFonts w:hint="eastAsia"/>
-        </w:rPr>
-      </w:pPr>
-      <w:r>
-        <w:rPr>
-          <w:rFonts w:hint="eastAsia"/>
-        </w:rPr>
-        <w:t>ATKBonusFlat：固定攻击力总和，遍历状态加总。分类名 ATKBonusFlat</w:t>
-      </w:r>
-    </w:p>
-    <w:p>
-      <w:pPr>
-        <w:rPr>
-          <w:rFonts w:hint="eastAsia"/>
-        </w:rPr>
-      </w:pPr>
-      <w:r>
-        <w:rPr>
-          <w:rFonts w:hint="eastAsia"/>
-        </w:rPr>
-        <w:t>TotalATK：最终攻击力</w:t>
-      </w:r>
-    </w:p>
-    <w:p>
-      <w:pPr>
-        <w:rPr>
-          <w:rFonts w:hint="eastAsia"/>
-        </w:rPr>
-      </w:pPr>
-      <w:r>
-        <w:rPr>
-          <w:rFonts w:hint="eastAsia"/>
-        </w:rPr>
-        <w:t>BaseHP：角色基础生命值，配置表固定值</w:t>
-      </w:r>
-    </w:p>
-    <w:p>
-      <w:pPr>
-        <w:rPr>
-          <w:rFonts w:hint="eastAsia"/>
-        </w:rPr>
-      </w:pPr>
-      <w:r>
-        <w:rPr>
-          <w:rFonts w:hint="eastAsia"/>
-        </w:rPr>
-        <w:t>WeaponHP：武器基础生命值，配置表固定值（如有）</w:t>
-      </w:r>
-    </w:p>
-    <w:p>
-      <w:pPr>
-        <w:rPr>
-          <w:rFonts w:hint="eastAsia"/>
-        </w:rPr>
-      </w:pPr>
-      <w:r>
-        <w:rPr>
-          <w:rFonts w:hint="eastAsia"/>
-        </w:rPr>
-        <w:t>ExtraBaseHP：技能加成基础生命值，遍历状态加总。分类名 ExtraBaseHP</w:t>
-      </w:r>
-    </w:p>
-    <w:p>
-      <w:pPr>
-        <w:rPr>
-          <w:rFonts w:hint="eastAsia"/>
-        </w:rPr>
-      </w:pPr>
-      <w:r>
-        <w:rPr>
-          <w:rFonts w:hint="eastAsia"/>
-        </w:rPr>
-        <w:t>HPBonus：百分比生命值总和，遍历状态加总。分类名 HPBonus</w:t>
-      </w:r>
-    </w:p>
-    <w:p>
-      <w:pPr>
-        <w:rPr>
-          <w:rFonts w:hint="eastAsia"/>
-        </w:rPr>
-      </w:pPr>
-      <w:r>
-        <w:rPr>
-          <w:rFonts w:hint="eastAsia"/>
-        </w:rPr>
-        <w:t>HPBonusFlat：固定生命值总和，遍历状态加总。分类名 HPBonusFlat</w:t>
-      </w:r>
-    </w:p>
-    <w:p>
-      <w:pPr>
-        <w:rPr>
-          <w:rFonts w:hint="eastAsia"/>
-        </w:rPr>
-      </w:pPr>
-      <w:r>
-        <w:rPr>
-          <w:rFonts w:hint="eastAsia"/>
-        </w:rPr>
-        <w:t>TotalHP：最终生命值</w:t>
-      </w:r>
-    </w:p>
-    <w:p>
-      <w:pPr>
-        <w:rPr>
-          <w:rFonts w:hint="eastAsia"/>
-        </w:rPr>
-      </w:pPr>
-      <w:r>
-        <w:rPr>
-          <w:rFonts w:hint="eastAsia"/>
-        </w:rPr>
-        <w:t>BaseDEF：角色基础防御力，配置表固定值</w:t>
-      </w:r>
-    </w:p>
-    <w:p>
-      <w:pPr>
-        <w:rPr>
-          <w:rFonts w:hint="eastAsia"/>
-        </w:rPr>
-      </w:pPr>
-      <w:r>
-        <w:rPr>
-          <w:rFonts w:hint="eastAsia"/>
-        </w:rPr>
-        <w:t>WeaponDEF：武器基础防御力，配置表固定值</w:t>
-      </w:r>
-    </w:p>
-    <w:p>
-      <w:pPr>
-        <w:rPr>
-          <w:rFonts w:hint="eastAsia"/>
-        </w:rPr>
-      </w:pPr>
-      <w:r>
-        <w:rPr>
-          <w:rFonts w:hint="eastAsia"/>
-        </w:rPr>
-        <w:t>ExtraBaseDEF：技能加成基础防御力，遍历状态加总。分类名 ExtraBaseDEF</w:t>
-      </w:r>
-    </w:p>
-    <w:p>
-      <w:pPr>
-        <w:rPr>
-          <w:rFonts w:hint="eastAsia"/>
-        </w:rPr>
-      </w:pPr>
-      <w:r>
-        <w:rPr>
-          <w:rFonts w:hint="eastAsia"/>
-        </w:rPr>
-        <w:t>DEFBonus：百分比防御力总和，遍历状态加总。分类名 DEFBonus</w:t>
-      </w:r>
-    </w:p>
-    <w:p>
-      <w:pPr>
-        <w:rPr>
-          <w:rFonts w:hint="eastAsia"/>
-        </w:rPr>
-      </w:pPr>
-      <w:r>
-        <w:rPr>
-          <w:rFonts w:hint="eastAsia"/>
-        </w:rPr>
-        <w:t>DEFBonusFlat：固定防御力总和，遍历状态加总。分类名 DEFBonusFlat</w:t>
-      </w:r>
-    </w:p>
-    <w:p>
-      <w:pPr>
-        <w:rPr>
-          <w:rFonts w:hint="eastAsia"/>
-        </w:rPr>
-      </w:pPr>
-      <w:r>
-        <w:rPr>
-          <w:rFonts w:hint="eastAsia"/>
-        </w:rPr>
-        <w:t>TotalDEF：最终防御力</w:t>
-      </w:r>
-    </w:p>
-    <w:p>
-      <w:pPr>
-        <w:rPr>
-          <w:rFonts w:hint="eastAsia"/>
-        </w:rPr>
-      </w:pPr>
-      <w:r>
-        <w:rPr>
-          <w:rFonts w:hint="eastAsia"/>
-        </w:rPr>
-        <w:t>BaseEM：角色基础元素精通，配置表固定值</w:t>
-      </w:r>
-    </w:p>
-    <w:p>
-      <w:pPr>
-        <w:rPr>
-          <w:rFonts w:hint="eastAsia"/>
-        </w:rPr>
-      </w:pPr>
-      <w:r>
-        <w:rPr>
-          <w:rFonts w:hint="eastAsia"/>
-        </w:rPr>
-        <w:t>WeaponEM：武器元素精通，配置表固定值</w:t>
-      </w:r>
-    </w:p>
-    <w:p>
-      <w:pPr>
-        <w:rPr>
-          <w:rFonts w:hint="eastAsia"/>
-        </w:rPr>
-      </w:pPr>
-      <w:r>
-        <w:rPr>
-          <w:rFonts w:hint="eastAsia"/>
-        </w:rPr>
-        <w:t>EMBonus：技能/状态加成元素精通，遍历状态加总。分类名 EMBonus</w:t>
-      </w:r>
-    </w:p>
-    <w:p>
-      <w:pPr>
-        <w:rPr>
-          <w:rFonts w:hint="eastAsia"/>
-        </w:rPr>
-      </w:pPr>
-      <w:r>
-        <w:rPr>
-          <w:rFonts w:hint="eastAsia"/>
-        </w:rPr>
-        <w:t>Total</w:t>
-      </w:r>
-      <w:r>
-        <w:rPr>
-          <w:rFonts w:hint="eastAsia"/>
-        </w:rPr>
-        <w:t>EM：最终元素精通。元素精通没有百分比加成，公式为直接相加</w:t>
-      </w:r>
-    </w:p>
-    <w:p>
-      <w:pPr>
-        <w:rPr>
-          <w:rFonts w:hint="eastAsia"/>
-        </w:rPr>
-      </w:pPr>
-      <w:r>
-        <w:rPr>
-          <w:rFonts w:hint="eastAsia"/>
-        </w:rPr>
-        <w:t>TotalRechargeRate：最终元素充能效率 = EnergyRechargeRate + RechargeBonus</w:t>
-      </w:r>
-    </w:p>
-    <w:p>
-      <w:pPr>
-        <w:rPr>
-          <w:rFonts w:hint="eastAsia"/>
-        </w:rPr>
-      </w:pPr>
-      <w:r>
-        <w:rPr>
-          <w:rFonts w:hint="eastAsia"/>
-        </w:rPr>
-        <w:t>EnergyRechargeRate：角色充能效率 = BaseRechargeRate + AscensionRechargeRate</w:t>
-      </w:r>
-    </w:p>
-    <w:p>
-      <w:pPr>
-        <w:rPr>
-          <w:rFonts w:hint="eastAsia"/>
-        </w:rPr>
-      </w:pPr>
-      <w:r>
-        <w:rPr>
-          <w:rFonts w:hint="eastAsia"/>
-        </w:rPr>
-        <w:t>BaseRechargeRate：基础充能效率，固定为1，可见于角色的Attributes表</w:t>
-      </w:r>
-    </w:p>
-    <w:p>
-      <w:pPr>
-        <w:rPr>
-          <w:rFonts w:hint="eastAsia"/>
-        </w:rPr>
-      </w:pPr>
-      <w:r>
-        <w:rPr>
-          <w:rFonts w:hint="eastAsia"/>
-        </w:rPr>
-        <w:t>AscensionRechargeRate：突破获得的充能效率</w:t>
-      </w:r>
-    </w:p>
-    <w:p>
-      <w:pPr>
-        <w:rPr>
-          <w:rFonts w:hint="eastAsia"/>
-        </w:rPr>
-      </w:pPr>
-      <w:r>
-        <w:rPr>
-          <w:rFonts w:hint="eastAsia"/>
-        </w:rPr>
-        <w:t>RechargeBonus：充能效率加成，遍历状态加总。分类名 RechargeBonus。</w:t>
-      </w:r>
-    </w:p>
-    <w:p>
-      <w:pPr>
-        <w:rPr>
-          <w:rFonts w:hint="eastAsia"/>
-        </w:rPr>
-      </w:pPr>
-    </w:p>
-    <w:p>
-      <w:pPr>
-        <w:pStyle w:val="1"/>
-        <w:rPr>
-          <w:rFonts w:hint="eastAsia"/>
-        </w:rPr>
-      </w:pPr>
-      <w:r>
-        <w:rPr>
-          <w:rFonts w:hint="eastAsia"/>
-        </w:rPr>
-        <w:t>技能基础伤害类</w:t>
-      </w:r>
-    </w:p>
-    <w:p>
-      <w:pPr>
-        <w:rPr>
-          <w:rFonts w:hint="eastAsia"/>
-        </w:rPr>
-      </w:pPr>
-      <w:r>
-        <w:rPr>
-          <w:rFonts w:hint="eastAsia"/>
-        </w:rPr>
-        <w:t>Attributes：对应技能属性，取 TotalATK/TotalHP/TotalDEF/EM 之一，由技能配置决定</w:t>
-      </w:r>
-    </w:p>
-    <w:p>
-      <w:pPr>
-        <w:rPr>
-          <w:rFonts w:hint="eastAsia"/>
-        </w:rPr>
-      </w:pPr>
-      <w:r>
-        <w:rPr>
-          <w:rFonts w:hint="eastAsia"/>
-        </w:rPr>
-        <w:t>SkillMultiplier：技能倍率，配置表固定值</w:t>
-      </w:r>
-    </w:p>
-    <w:p>
-      <w:pPr>
-        <w:rPr>
-          <w:rFonts w:hint="eastAsia"/>
-        </w:rPr>
-      </w:pPr>
-      <w:r>
-        <w:rPr>
-          <w:rFonts w:hint="eastAsia"/>
-        </w:rPr>
-        <w:t>SkillBaseDMG：技能倍率伤害 = Attributes × SkillMultiplier</w:t>
-      </w:r>
-    </w:p>
-    <w:p>
-      <w:pPr>
-        <w:rPr>
-          <w:rFonts w:hint="eastAsia"/>
-        </w:rPr>
-      </w:pPr>
-      <w:r>
-        <w:rPr>
-          <w:rFonts w:hint="eastAsia"/>
-        </w:rPr>
-        <w:t>BaseDMGBonusFlat：技能加成基础伤害，遍历状态加总。分类名 BaseDMGBonusFlat。如申鹤冰翎、云堇飞云旗阵</w:t>
-      </w:r>
-    </w:p>
-    <w:p>
-      <w:pPr>
-        <w:rPr>
-          <w:rFonts w:hint="eastAsia"/>
-        </w:rPr>
-      </w:pPr>
-      <w:r>
-        <w:rPr>
-          <w:rFonts w:hint="eastAsia"/>
-        </w:rPr>
-        <w:t>BaseDMG：基础伤害 = SkillBaseDMG + BaseDMGBonusFlat</w:t>
-      </w:r>
-    </w:p>
-    <w:p>
-      <w:pPr>
-        <w:rPr>
-          <w:rFonts w:hint="eastAsia"/>
-        </w:rPr>
-      </w:pPr>
-    </w:p>
-    <w:p>
-      <w:pPr>
-        <w:pStyle w:val="1"/>
-        <w:rPr>
-          <w:rFonts w:hint="eastAsia"/>
-        </w:rPr>
-      </w:pPr>
-      <w:r>
-        <w:rPr>
-          <w:rFonts w:hint="eastAsia"/>
-        </w:rPr>
-        <w:t>伤害乘区类</w:t>
-      </w:r>
-    </w:p>
-    <w:p>
-      <w:pPr>
-        <w:rPr>
-          <w:rFonts w:hint="eastAsia"/>
-        </w:rPr>
-      </w:pPr>
-      <w:r>
-        <w:rPr>
-          <w:rFonts w:hint="eastAsia"/>
-        </w:rPr>
-        <w:t>CritRate：暴击率，遍历状态加总。分类名 CritRate</w:t>
-      </w:r>
-    </w:p>
-    <w:p>
-      <w:pPr>
-        <w:rPr>
-          <w:rFonts w:hint="eastAsia"/>
-        </w:rPr>
-      </w:pPr>
-      <w:r>
-        <w:rPr>
-          <w:rFonts w:hint="eastAsia"/>
-        </w:rPr>
-        <w:t>CritDMG：暴击伤害，遍历状态加总。分类名 CritDMG</w:t>
-      </w:r>
-    </w:p>
-    <w:p>
-      <w:pPr>
-        <w:rPr>
-          <w:rFonts w:hint="eastAsia"/>
-        </w:rPr>
-      </w:pPr>
-      <w:r>
-        <w:rPr>
-          <w:rFonts w:hint="eastAsia"/>
-        </w:rPr>
-        <w:t>DMGBonus：增伤区总和，遍历状态加总。分类名 DMGBonus。含物理/元素伤害加成、普攻/重击/战技/爆发增伤、全伤增伤等</w:t>
-      </w:r>
-    </w:p>
-    <w:p>
-      <w:pPr>
-        <w:rPr>
-          <w:rFonts w:hint="eastAsia"/>
-        </w:rPr>
-      </w:pPr>
-      <w:r>
-        <w:rPr>
-          <w:rFonts w:hint="eastAsia"/>
-        </w:rPr>
-        <w:t>DEFReduction：减防百分比，遍历状态加总。分类名 DEFReduction。填表时不用负号</w:t>
-      </w:r>
-    </w:p>
-    <w:p>
-      <w:pPr>
-        <w:rPr>
-          <w:rFonts w:hint="eastAsia"/>
-        </w:rPr>
-      </w:pPr>
-      <w:r>
-        <w:rPr>
-          <w:rFonts w:hint="eastAsia"/>
-        </w:rPr>
-        <w:t>DEFIgnored：无视防御百分比，遍历状态加总。分类名 DEFIgnored</w:t>
-      </w:r>
-    </w:p>
-    <w:p>
-      <w:pPr>
-        <w:rPr>
-          <w:rFonts w:hint="eastAsia"/>
-        </w:rPr>
-      </w:pPr>
-      <w:r>
-        <w:rPr>
-          <w:rFonts w:hint="eastAsia"/>
-        </w:rPr>
-        <w:t>ResBonus：百分比抗性加成，遍历状态加总。分类名 ResBonus。可为负数</w:t>
-      </w:r>
-    </w:p>
-    <w:p>
-      <w:pPr>
-        <w:rPr>
-          <w:rFonts w:hint="eastAsia"/>
-        </w:rPr>
-      </w:pPr>
-      <w:r>
-        <w:rPr>
-          <w:rFonts w:hint="eastAsia"/>
-        </w:rPr>
-        <w:t>Elevation：擢升区系数，遍历状态加总。分类名 Elevation。</w:t>
-      </w:r>
-    </w:p>
-    <w:p>
-      <w:pPr>
-        <w:rPr>
-          <w:rFonts w:hint="eastAsia"/>
-        </w:rPr>
-      </w:pPr>
-    </w:p>
-    <w:p>
-      <w:pPr>
-        <w:pStyle w:val="1"/>
-        <w:rPr>
-          <w:rFonts w:hint="eastAsia"/>
-        </w:rPr>
-      </w:pPr>
-      <w:r>
-        <w:rPr>
-          <w:rFonts w:hint="eastAsia"/>
-        </w:rPr>
         <w:t>反应专有类</w:t>
       </w:r>
     </w:p>
@@ -3977,14 +4028,7 @@
         <w:rPr>
           <w:rFonts w:hint="eastAsia"/>
         </w:rPr>
-        <w:t>。用</w:t>
-      </w:r>
-      <w:r>
-        <w:rPr>
-          <w:rFonts w:hint="eastAsia"/>
-        </w:rPr>
-        <w:lastRenderedPageBreak/>
-        <w:t>于月曜和</w:t>
+        <w:t>。用于月曜和</w:t>
       </w:r>
       <w:r>
         <w:rPr>
